--- a/svoyo-delo/대본/7부/09화_Tsena_brenda.docx
+++ b/svoyo-delo/대본/7부/09화_Tsena_brenda.docx
@@ -722,7 +722,7 @@
         <w:t xml:space="preserve"> </w:t>
       </w:r>
       <w:r>
-        <w:t xml:space="preserve">- 규칙: 지문 없음. 전 화 100% 「화자명: 대사」. 1턴 18단어 이내 + 긴 턴 10~15회(30~55단어). 문법 초점(C1): 정의·대조(Премиум — это не цена… это обещание…; Совет — бесплатно. Действие — стоит денег), 명사화(недобросовестная сравнительная реклама, ограничение продаж), 계산 화법(делить на…, из них…, остаётся…), 양보(Даже когда никто не узнает…).</w:t>
+        <w:t xml:space="preserve">- 규칙: 지문 없음. 전 화 100% 「화자명: 대사」. 1턴 24단어 이내 + 긴 턴 10~15회(35~60단어). 문법 초점(C1): 정의·대조(Премиум — это не цена… это обещание…; Совет — бесплатно. Действие — стоит денег), 명사화(недобросовестная сравнительная реклама, ограничение продаж), 계산 화법(делить на…, из них…, остаётся…), 양보(Даже когда никто не узнает…).</w:t>
       </w:r>
       <w:r>
         <w:t xml:space="preserve"> </w:t>
@@ -874,119 +874,119 @@
         <w:pStyle w:val="FirstParagraph"/>
       </w:pPr>
       <w:r>
-        <w:t xml:space="preserve">RITA: Сначала новость. Сертификат системы качества. Восемнадцатое сентября. Без единого несоответствия. Аудитор сказал: «Редкость».</w:t>
-      </w:r>
-    </w:p>
-    <w:p>
-      <w:pPr>
-        <w:pStyle w:val="BodyText"/>
-      </w:pPr>
-      <w:r>
-        <w:t xml:space="preserve">OLGA: А двадцатого сентября — досье в экспертизе. Назарова подтвердила получение. Одной строкой: «Получено. Готово. Посмотрим».</w:t>
-      </w:r>
-    </w:p>
-    <w:p>
-      <w:pPr>
-        <w:pStyle w:val="BodyText"/>
-      </w:pPr>
-      <w:r>
-        <w:t xml:space="preserve">ALEKSEY: «Посмотрим» — от Назаровой — это почти «поздравляю».</w:t>
-      </w:r>
-    </w:p>
-    <w:p>
-      <w:pPr>
-        <w:pStyle w:val="BodyText"/>
-      </w:pPr>
-      <w:r>
-        <w:t xml:space="preserve">OLGA: Это ровно «посмотрим». Не обольщайся, Лёша. Ответ — к весне. Запуск — весной.</w:t>
-      </w:r>
-    </w:p>
-    <w:p>
-      <w:pPr>
-        <w:pStyle w:val="BodyText"/>
-      </w:pPr>
-      <w:r>
-        <w:t xml:space="preserve">IRINA: Тогда сегодня — цена. Весна близко. Варвара хочет знать, что писать в прайсе. Дима — что говорить врачам.</w:t>
-      </w:r>
-    </w:p>
-    <w:p>
-      <w:pPr>
-        <w:pStyle w:val="BodyText"/>
-      </w:pPr>
-      <w:r>
-        <w:t xml:space="preserve">DIMA: Врачи уже спрашивают. «Ладога» — дороже «Седжина» или дешевле? Я говорю: «Не знаю». Это плохо звучит.</w:t>
-      </w:r>
-    </w:p>
-    <w:p>
-      <w:pPr>
-        <w:pStyle w:val="BodyText"/>
-      </w:pPr>
-      <w:r>
-        <w:t xml:space="preserve">IRINA: Три варианта. На доске. Первый — та же цена, что «Седжин». Десять пятьсот для врача.</w:t>
-      </w:r>
-    </w:p>
-    <w:p>
-      <w:pPr>
-        <w:pStyle w:val="BodyText"/>
-      </w:pPr>
-      <w:r>
-        <w:t xml:space="preserve">VARVARA: Второй?</w:t>
-      </w:r>
-    </w:p>
-    <w:p>
-      <w:pPr>
-        <w:pStyle w:val="BodyText"/>
-      </w:pPr>
-      <w:r>
-        <w:t xml:space="preserve">IRINA: Второй — двенадцать тысяч. Плюс четырнадцать процентов. Премиум.</w:t>
-      </w:r>
-    </w:p>
-    <w:p>
-      <w:pPr>
-        <w:pStyle w:val="BodyText"/>
-      </w:pPr>
-      <w:r>
-        <w:t xml:space="preserve">DIMA: Третий?</w:t>
-      </w:r>
-    </w:p>
-    <w:p>
-      <w:pPr>
-        <w:pStyle w:val="BodyText"/>
-      </w:pPr>
-      <w:r>
-        <w:t xml:space="preserve">IRINA: Третий — девять девятьсот. Дешевле. Быстрый рост. Война с собственным поставщиком.</w:t>
-      </w:r>
-    </w:p>
-    <w:p>
-      <w:pPr>
-        <w:pStyle w:val="BodyText"/>
-      </w:pPr>
-      <w:r>
-        <w:t xml:space="preserve">OLGA: Третий — сразу нет. Чхве узнает через час. Мы только что помирились в Алматы.</w:t>
-      </w:r>
-    </w:p>
-    <w:p>
-      <w:pPr>
-        <w:pStyle w:val="BodyText"/>
-      </w:pPr>
-      <w:r>
-        <w:t xml:space="preserve">ALEKSEY: Значит, первый или второй. Тот же гель — за ту же цену. Или тот же гель — дороже.</w:t>
-      </w:r>
-    </w:p>
-    <w:p>
-      <w:pPr>
-        <w:pStyle w:val="BodyText"/>
-      </w:pPr>
-      <w:r>
-        <w:t xml:space="preserve">KORNILOVA: «Тот же гель — дороже». Это нужно уметь объяснить. Я не умею. Я врач.</w:t>
-      </w:r>
-    </w:p>
-    <w:p>
-      <w:pPr>
-        <w:pStyle w:val="BodyText"/>
-      </w:pPr>
-      <w:r>
-        <w:t xml:space="preserve">VARVARA: Я умею. Но мне нужно полчаса. И кофе.</w:t>
+        <w:t xml:space="preserve">RITA: Сначала новость: сертификат системы качества получен восемнадцатого сентября, без единого несоответствия. Аудитор сказал: «Редкость».</w:t>
+      </w:r>
+    </w:p>
+    <w:p>
+      <w:pPr>
+        <w:pStyle w:val="BodyText"/>
+      </w:pPr>
+      <w:r>
+        <w:t xml:space="preserve">OLGA: А двадцатого сентября досье ушло в экспертизу. Назарова подтвердила получение одной строкой: «Получено. Готово. Посмотрим».</w:t>
+      </w:r>
+    </w:p>
+    <w:p>
+      <w:pPr>
+        <w:pStyle w:val="BodyText"/>
+      </w:pPr>
+      <w:r>
+        <w:t xml:space="preserve">ALEKSEY: «Посмотрим» от Назаровой — это ведь почти «поздравляю», если я её правильно понимаю.</w:t>
+      </w:r>
+    </w:p>
+    <w:p>
+      <w:pPr>
+        <w:pStyle w:val="BodyText"/>
+      </w:pPr>
+      <w:r>
+        <w:t xml:space="preserve">OLGA: Это ровно «посмотрим», и не обольщайся, Лёша. Ответ будет к весне, а значит, и запуск весной.</w:t>
+      </w:r>
+    </w:p>
+    <w:p>
+      <w:pPr>
+        <w:pStyle w:val="BodyText"/>
+      </w:pPr>
+      <w:r>
+        <w:t xml:space="preserve">IRINA: Тогда сегодня обсуждаем цену, потому что весна близко. Варвара хочет знать, что писать в прайсе, а Дима — что говорить врачам.</w:t>
+      </w:r>
+    </w:p>
+    <w:p>
+      <w:pPr>
+        <w:pStyle w:val="BodyText"/>
+      </w:pPr>
+      <w:r>
+        <w:t xml:space="preserve">DIMA: Врачи уже спрашивают, будет «Ладога» дороже «Седжина» или дешевле. Я говорю «не знаю», а это звучит плохо.</w:t>
+      </w:r>
+    </w:p>
+    <w:p>
+      <w:pPr>
+        <w:pStyle w:val="BodyText"/>
+      </w:pPr>
+      <w:r>
+        <w:t xml:space="preserve">IRINA: На доске три варианта. Первый — та же цена, что у «Седжина», то есть десять пятьсот для врача.</w:t>
+      </w:r>
+    </w:p>
+    <w:p>
+      <w:pPr>
+        <w:pStyle w:val="BodyText"/>
+      </w:pPr>
+      <w:r>
+        <w:t xml:space="preserve">VARVARA: А второй вариант? Я подозреваю, что он мне понравится больше.</w:t>
+      </w:r>
+    </w:p>
+    <w:p>
+      <w:pPr>
+        <w:pStyle w:val="BodyText"/>
+      </w:pPr>
+      <w:r>
+        <w:t xml:space="preserve">IRINA: Второй — двенадцать тысяч, то есть плюс четырнадцать процентов. Премиум.</w:t>
+      </w:r>
+    </w:p>
+    <w:p>
+      <w:pPr>
+        <w:pStyle w:val="BodyText"/>
+      </w:pPr>
+      <w:r>
+        <w:t xml:space="preserve">DIMA: А третий? Давайте уж все сразу, чтобы было из чего выбирать.</w:t>
+      </w:r>
+    </w:p>
+    <w:p>
+      <w:pPr>
+        <w:pStyle w:val="BodyText"/>
+      </w:pPr>
+      <w:r>
+        <w:t xml:space="preserve">IRINA: Третий — девять девятьсот, то есть дешевле. Это быстрый рост, но и война с собственным поставщиком.</w:t>
+      </w:r>
+    </w:p>
+    <w:p>
+      <w:pPr>
+        <w:pStyle w:val="BodyText"/>
+      </w:pPr>
+      <w:r>
+        <w:t xml:space="preserve">OLGA: Третий сразу нет. Чхве узнает через час, а мы только что помирились с ним в Алматы.</w:t>
+      </w:r>
+    </w:p>
+    <w:p>
+      <w:pPr>
+        <w:pStyle w:val="BodyText"/>
+      </w:pPr>
+      <w:r>
+        <w:t xml:space="preserve">ALEKSEY: Значит, первый или второй: тот же гель за ту же цену или тот же гель дороже.</w:t>
+      </w:r>
+    </w:p>
+    <w:p>
+      <w:pPr>
+        <w:pStyle w:val="BodyText"/>
+      </w:pPr>
+      <w:r>
+        <w:t xml:space="preserve">KORNILOVA: «Тот же гель — дороже» — это нужно уметь объяснить. Я не умею, я врач.</w:t>
+      </w:r>
+    </w:p>
+    <w:p>
+      <w:pPr>
+        <w:pStyle w:val="BodyText"/>
+      </w:pPr>
+      <w:r>
+        <w:t xml:space="preserve">VARVARA: Я умею, но мне нужно полчаса и чашка кофе.</w:t>
       </w:r>
     </w:p>
     <w:bookmarkEnd w:id="21"/>
@@ -1004,279 +1004,279 @@
         <w:pStyle w:val="FirstParagraph"/>
       </w:pPr>
       <w:r>
-        <w:t xml:space="preserve">DIMA: Кофе принёс. Полчаса прошло. Слушаем.</w:t>
-      </w:r>
-    </w:p>
-    <w:p>
-      <w:pPr>
-        <w:pStyle w:val="BodyText"/>
-      </w:pPr>
-      <w:r>
-        <w:t xml:space="preserve">VARVARA: Премиум — это не цена. Запомните. Премиум — это обещание, за которое берут деньги.</w:t>
-      </w:r>
-    </w:p>
-    <w:p>
-      <w:pPr>
-        <w:pStyle w:val="BodyText"/>
-      </w:pPr>
-      <w:r>
-        <w:t xml:space="preserve">DIMA: Обещание чего? Гель тот же. Врачи не дураки. Они спросят: «За что плюс полторы тысячи?»</w:t>
-      </w:r>
-    </w:p>
-    <w:p>
-      <w:pPr>
-        <w:pStyle w:val="BodyText"/>
-      </w:pPr>
-      <w:r>
-        <w:t xml:space="preserve">VARVARA: Правильный вопрос. Если у вас нет ответа — делайте первый вариант. Одинаковая цена. Никакого премиума.</w:t>
-      </w:r>
-    </w:p>
-    <w:p>
-      <w:pPr>
-        <w:pStyle w:val="BodyText"/>
-      </w:pPr>
-      <w:r>
-        <w:t xml:space="preserve">IRINA: А если ответ есть?</w:t>
-      </w:r>
-    </w:p>
-    <w:p>
-      <w:pPr>
-        <w:pStyle w:val="BodyText"/>
-      </w:pPr>
-      <w:r>
-        <w:t xml:space="preserve">VARVARA: Тогда ответ должен быть виден. Пощупан. В три часа ночи. Не в рекламе.</w:t>
-      </w:r>
-    </w:p>
-    <w:p>
-      <w:pPr>
-        <w:pStyle w:val="BodyText"/>
-      </w:pPr>
-      <w:r>
-        <w:t xml:space="preserve">OLGA: Подождите. Сначала — что нельзя. Нельзя писать «лучше „Седжина”». Ни прямо, ни намёком. Это тот же гель, с той же линии. Это недобросовестная сравнительная реклама, закон о рекламе, штраф и предписание. И просто ложь. А мы шесть лет живём на том, что не врём.</w:t>
-      </w:r>
-    </w:p>
-    <w:p>
-      <w:pPr>
-        <w:pStyle w:val="BodyText"/>
-      </w:pPr>
-      <w:r>
-        <w:t xml:space="preserve">VARVARA: Согласна. Мы никогда не сравниваем гель. Гель — одинаковый. Мы честно это пишем. «Произведено на заводе „Седжин”, Республика Корея».</w:t>
-      </w:r>
-    </w:p>
-    <w:p>
-      <w:pPr>
-        <w:pStyle w:val="BodyText"/>
-      </w:pPr>
-      <w:r>
-        <w:t xml:space="preserve">DIMA: Тогда за что платят?</w:t>
-      </w:r>
-    </w:p>
-    <w:p>
-      <w:pPr>
-        <w:pStyle w:val="BodyText"/>
-      </w:pPr>
-      <w:r>
-        <w:t xml:space="preserve">ALEKSEY: За «после укола». Это наше позиционирование. Помнишь, Дима? «Для врачей, которым важно, что будет после укола».</w:t>
-      </w:r>
-    </w:p>
-    <w:p>
-      <w:pPr>
-        <w:pStyle w:val="BodyText"/>
-      </w:pPr>
-      <w:r>
-        <w:t xml:space="preserve">DIMA: Помню. Но «после укола» и сейчас есть. Линия. Бесплатно. Для «Седжина» тоже.</w:t>
-      </w:r>
-    </w:p>
-    <w:p>
-      <w:pPr>
-        <w:pStyle w:val="BodyText"/>
-      </w:pPr>
-      <w:r>
-        <w:t xml:space="preserve">ALEKSEY: Для «Седжина» — линия. Совет. Звонок. А для «Ладоги» — больше. Это надо придумать сегодня.</w:t>
-      </w:r>
-    </w:p>
-    <w:p>
-      <w:pPr>
-        <w:pStyle w:val="BodyText"/>
-      </w:pPr>
-      <w:r>
-        <w:t xml:space="preserve">KORNILOVA: Тогда я скажу, чего не хватает сейчас. Как врачу. Когда у пациентки осложнение ночью — линия советует. Хорошо. А дальше? Гиалуронидаза — за чей счёт? Ночной врач — кто платит? Если надо в больницу — кто?</w:t>
-      </w:r>
-    </w:p>
-    <w:p>
-      <w:pPr>
-        <w:pStyle w:val="BodyText"/>
-      </w:pPr>
-      <w:r>
-        <w:t xml:space="preserve">IRINA: Сейчас — клиника. Или пациентка. Или мы, если очень плохо. Каждый раз по-разному. Я это вижу в расходах линии.</w:t>
-      </w:r>
-    </w:p>
-    <w:p>
-      <w:pPr>
-        <w:pStyle w:val="BodyText"/>
-      </w:pPr>
-      <w:r>
-        <w:t xml:space="preserve">KORNILOVA: Вот. Каждый раз — по-разному. Врач в три ночи должен думать о пациентке. О сосудах, о коже, о времени. А он думает: «А кто заплатит за гиалуронидазу? А если её везти в больницу — кто?» Это плохие мысли в три ночи. Они стоят минут. А минуты в три ночи — это кожа.</w:t>
-      </w:r>
-    </w:p>
-    <w:p>
-      <w:pPr>
-        <w:pStyle w:val="BodyText"/>
-      </w:pPr>
-      <w:r>
-        <w:t xml:space="preserve">VARVARA: Доктор. Вы только что придумали премиум. Опять бесплатно.</w:t>
-      </w:r>
-    </w:p>
-    <w:p>
-      <w:pPr>
-        <w:pStyle w:val="BodyText"/>
-      </w:pPr>
-      <w:r>
-        <w:t xml:space="preserve">KORNILOVA: Я ничего не придумала. Я сказала, что болит. Вы — придумали.</w:t>
-      </w:r>
-    </w:p>
-    <w:p>
-      <w:pPr>
-        <w:pStyle w:val="BodyText"/>
-      </w:pPr>
-      <w:r>
-        <w:t xml:space="preserve">VARVARA: Хорошо. Тогда так. «Ладога» — это не гель дороже. Это тот же гель плюс ответ на вопрос «кто заплатит», заданный заранее. Всегда один ответ, в любом городе, в любое время: «Ладога». Врач в три ночи больше не думает о деньгах. Он думает о пациентке. Вот за это он и платит днём.</w:t>
-      </w:r>
-    </w:p>
-    <w:p>
-      <w:pPr>
-        <w:pStyle w:val="BodyText"/>
-      </w:pPr>
-      <w:r>
-        <w:t xml:space="preserve">OLGA: Осторожно. Результат не гарантирует никто. «Гарантия» — только про реальные действия.</w:t>
-      </w:r>
-    </w:p>
-    <w:p>
-      <w:pPr>
-        <w:pStyle w:val="BodyText"/>
-      </w:pPr>
-      <w:r>
-        <w:t xml:space="preserve">KIRILL: Комплаенс тоже против слова «гарантия». Это обещание, которое юрист потом будет защищать в суде.</w:t>
-      </w:r>
-    </w:p>
-    <w:p>
-      <w:pPr>
-        <w:pStyle w:val="BodyText"/>
-      </w:pPr>
-      <w:r>
-        <w:t xml:space="preserve">VARVARA: Тогда не «гарантия». Тогда — «программа». «Программа „После укола”». Это не обещание результата. Это обещание действий.</w:t>
-      </w:r>
-    </w:p>
-    <w:p>
-      <w:pPr>
-        <w:pStyle w:val="BodyText"/>
-      </w:pPr>
-      <w:r>
-        <w:t xml:space="preserve">RITA: Действия — это процедура. Каждое действие — в процедуре. Кто, когда, за сколько часов. Иначе это реклама.</w:t>
-      </w:r>
-    </w:p>
-    <w:p>
-      <w:pPr>
-        <w:pStyle w:val="BodyText"/>
-      </w:pPr>
-      <w:r>
-        <w:t xml:space="preserve">IRINA: Сколько это стоит? Гиалуронидаза, ночной врач, страховка для пациентки. На один шприц.</w:t>
-      </w:r>
-    </w:p>
-    <w:p>
-      <w:pPr>
-        <w:pStyle w:val="BodyText"/>
-      </w:pPr>
-      <w:r>
-        <w:t xml:space="preserve">VARVARA: Это вы скажете. Я только знаю, что премиум без цифр — это духи. Пахнет красиво, не держится.</w:t>
-      </w:r>
-    </w:p>
-    <w:p>
-      <w:pPr>
-        <w:pStyle w:val="BodyText"/>
-      </w:pPr>
-      <w:r>
-        <w:t xml:space="preserve">DIMA: А мои менеджеры? Как им это сказать за минуту? Врач занят. У него пациентка в кресле.</w:t>
-      </w:r>
-    </w:p>
-    <w:p>
-      <w:pPr>
-        <w:pStyle w:val="BodyText"/>
-      </w:pPr>
-      <w:r>
-        <w:t xml:space="preserve">VARVARA: Одной фразой. «Тот же гель. Больше ответственности». Пять слов. Врач запомнит.</w:t>
-      </w:r>
-    </w:p>
-    <w:p>
-      <w:pPr>
-        <w:pStyle w:val="BodyText"/>
-      </w:pPr>
-      <w:r>
-        <w:t xml:space="preserve">DIMA: «Тот же гель. Больше ответственности». Это честно. Это я могу сказать. Даже Женя может.</w:t>
-      </w:r>
-    </w:p>
-    <w:p>
-      <w:pPr>
-        <w:pStyle w:val="BodyText"/>
-      </w:pPr>
-      <w:r>
-        <w:t xml:space="preserve">KORNILOVA: И ещё одно. Премиум — только для врачей с моим сертификатом. Не для всех. Иначе обесценится.</w:t>
-      </w:r>
-    </w:p>
-    <w:p>
-      <w:pPr>
-        <w:pStyle w:val="BodyText"/>
-      </w:pPr>
-      <w:r>
-        <w:t xml:space="preserve">OLGA: Это ограничение продаж. Юридически — можно. Если критерий прозрачный. Сертификат — прозрачный.</w:t>
-      </w:r>
-    </w:p>
-    <w:p>
-      <w:pPr>
-        <w:pStyle w:val="BodyText"/>
-      </w:pPr>
-      <w:r>
-        <w:t xml:space="preserve">IRINA: Это минус треть рынка. Врачи без сертификата не купят «Ладогу».</w:t>
-      </w:r>
-    </w:p>
-    <w:p>
-      <w:pPr>
-        <w:pStyle w:val="BodyText"/>
-      </w:pPr>
-      <w:r>
-        <w:t xml:space="preserve">KORNILOVA: Не купят. Пойдут сдавать экзамен. Это хорошо. Это — моя цена.</w:t>
-      </w:r>
-    </w:p>
-    <w:p>
-      <w:pPr>
-        <w:pStyle w:val="BodyText"/>
-      </w:pPr>
-      <w:r>
-        <w:t xml:space="preserve">ALEKSEY: Значит, «Ладога» продаётся только тем, кто сдал. Это и есть наш премиум. Не цена. Порог.</w:t>
-      </w:r>
-    </w:p>
-    <w:p>
-      <w:pPr>
-        <w:pStyle w:val="BodyText"/>
-      </w:pPr>
-      <w:r>
-        <w:t xml:space="preserve">VARVARA: Порог. Это я бы взяла в слоган. Но не возьму. Порог — это для своих. Пусть врачи сами говорят.</w:t>
-      </w:r>
-    </w:p>
-    <w:p>
-      <w:pPr>
-        <w:pStyle w:val="BodyText"/>
-      </w:pPr>
-      <w:r>
-        <w:t xml:space="preserve">DIMA: «Порог». Женя скажет «планка». Это одно и то же?</w:t>
-      </w:r>
-    </w:p>
-    <w:p>
-      <w:pPr>
-        <w:pStyle w:val="BodyText"/>
-      </w:pPr>
-      <w:r>
-        <w:t xml:space="preserve">IRINA: Хорошо. Перерыв. Мне нужен час. Я посчитаю программу.</w:t>
+        <w:t xml:space="preserve">DIMA: Кофе я принёс, и полчаса уже прошло. Слушаем вас, Варвара.</w:t>
+      </w:r>
+    </w:p>
+    <w:p>
+      <w:pPr>
+        <w:pStyle w:val="BodyText"/>
+      </w:pPr>
+      <w:r>
+        <w:t xml:space="preserve">VARVARA: Запомните: премиум — это не цена. Премиум — это обещание, за которое берут деньги.</w:t>
+      </w:r>
+    </w:p>
+    <w:p>
+      <w:pPr>
+        <w:pStyle w:val="BodyText"/>
+      </w:pPr>
+      <w:r>
+        <w:t xml:space="preserve">DIMA: Обещание чего? Гель ведь тот же. Врачи не дураки, они спросят: «За что плюс полторы тысячи?»</w:t>
+      </w:r>
+    </w:p>
+    <w:p>
+      <w:pPr>
+        <w:pStyle w:val="BodyText"/>
+      </w:pPr>
+      <w:r>
+        <w:t xml:space="preserve">VARVARA: Правильный вопрос. Если у вас нет ответа, делайте первый вариант: одинаковая цена и никакого премиума.</w:t>
+      </w:r>
+    </w:p>
+    <w:p>
+      <w:pPr>
+        <w:pStyle w:val="BodyText"/>
+      </w:pPr>
+      <w:r>
+        <w:t xml:space="preserve">IRINA: А если ответ у нас всё-таки есть? Что тогда?</w:t>
+      </w:r>
+    </w:p>
+    <w:p>
+      <w:pPr>
+        <w:pStyle w:val="BodyText"/>
+      </w:pPr>
+      <w:r>
+        <w:t xml:space="preserve">VARVARA: Тогда ответ должен быть виден, его должно быть можно пощупать в три часа ночи, а не в рекламе.</w:t>
+      </w:r>
+    </w:p>
+    <w:p>
+      <w:pPr>
+        <w:pStyle w:val="BodyText"/>
+      </w:pPr>
+      <w:r>
+        <w:t xml:space="preserve">OLGA: Подождите, сначала о том, чего нельзя. Нельзя писать «лучше „Седжина”», ни прямо, ни намёком, потому что это тот же гель с той же линии. Это недобросовестная сравнительная реклама: закон о рекламе, штраф и предписание. И просто ложь, а мы шесть лет живём на том, что не врём.</w:t>
+      </w:r>
+    </w:p>
+    <w:p>
+      <w:pPr>
+        <w:pStyle w:val="BodyText"/>
+      </w:pPr>
+      <w:r>
+        <w:t xml:space="preserve">VARVARA: Согласна. Мы никогда не сравниваем гель, потому что гель одинаковый, и мы честно это пишем: «Произведено на заводе „Седжин”, Республика Корея».</w:t>
+      </w:r>
+    </w:p>
+    <w:p>
+      <w:pPr>
+        <w:pStyle w:val="BodyText"/>
+      </w:pPr>
+      <w:r>
+        <w:t xml:space="preserve">DIMA: Тогда за что же врачи будут платить больше?</w:t>
+      </w:r>
+    </w:p>
+    <w:p>
+      <w:pPr>
+        <w:pStyle w:val="BodyText"/>
+      </w:pPr>
+      <w:r>
+        <w:t xml:space="preserve">ALEKSEY: За «после укола», это наше позиционирование. Помнишь, Дима? «Для врачей, которым важно, что будет после укола».</w:t>
+      </w:r>
+    </w:p>
+    <w:p>
+      <w:pPr>
+        <w:pStyle w:val="BodyText"/>
+      </w:pPr>
+      <w:r>
+        <w:t xml:space="preserve">DIMA: Помню. Но «после укола» и сейчас есть: линия, бесплатно, и для «Седжина» тоже.</w:t>
+      </w:r>
+    </w:p>
+    <w:p>
+      <w:pPr>
+        <w:pStyle w:val="BodyText"/>
+      </w:pPr>
+      <w:r>
+        <w:t xml:space="preserve">ALEKSEY: Для «Седжина» — линия, совет, звонок. А для «Ладоги» должно быть больше, и это надо придумать сегодня.</w:t>
+      </w:r>
+    </w:p>
+    <w:p>
+      <w:pPr>
+        <w:pStyle w:val="BodyText"/>
+      </w:pPr>
+      <w:r>
+        <w:t xml:space="preserve">KORNILOVA: Тогда я скажу как врач, чего сейчас не хватает. Когда у пациентки осложнение ночью, линия советует, и это хорошо. А дальше? За чей счёт гиалуронидаза? Кто платит ночному врачу? Если надо в больницу, то кто?</w:t>
+      </w:r>
+    </w:p>
+    <w:p>
+      <w:pPr>
+        <w:pStyle w:val="BodyText"/>
+      </w:pPr>
+      <w:r>
+        <w:t xml:space="preserve">IRINA: Сейчас платит клиника, или пациентка, или мы, если очень плохо. Каждый раз по-разному, я это вижу в расходах линии.</w:t>
+      </w:r>
+    </w:p>
+    <w:p>
+      <w:pPr>
+        <w:pStyle w:val="BodyText"/>
+      </w:pPr>
+      <w:r>
+        <w:t xml:space="preserve">KORNILOVA: Вот именно: каждый раз по-разному. Врач в три ночи должен думать о пациентке, о сосудах, о коже, о времени. А он думает: «А кто заплатит за гиалуронидазу? А если её везти в больницу, кто?» Это плохие мысли в три ночи, они стоят минут. А минуты в три ночи — это кожа.</w:t>
+      </w:r>
+    </w:p>
+    <w:p>
+      <w:pPr>
+        <w:pStyle w:val="BodyText"/>
+      </w:pPr>
+      <w:r>
+        <w:t xml:space="preserve">VARVARA: Доктор, вы только что придумали премиум, и опять бесплатно.</w:t>
+      </w:r>
+    </w:p>
+    <w:p>
+      <w:pPr>
+        <w:pStyle w:val="BodyText"/>
+      </w:pPr>
+      <w:r>
+        <w:t xml:space="preserve">KORNILOVA: Я ничего не придумала, я просто сказала, что болит. А придумали вы.</w:t>
+      </w:r>
+    </w:p>
+    <w:p>
+      <w:pPr>
+        <w:pStyle w:val="BodyText"/>
+      </w:pPr>
+      <w:r>
+        <w:t xml:space="preserve">VARVARA: Хорошо, тогда так. «Ладога» — это не гель дороже, а тот же гель плюс ответ на вопрос «кто заплатит», заданный заранее. Ответ всегда один, в любом городе и в любое время: «Ладога». Врач в три ночи больше не думает о деньгах, он думает о пациентке. Вот за это он и платит днём.</w:t>
+      </w:r>
+    </w:p>
+    <w:p>
+      <w:pPr>
+        <w:pStyle w:val="BodyText"/>
+      </w:pPr>
+      <w:r>
+        <w:t xml:space="preserve">OLGA: Только осторожно: результат не гарантирует никто, и «гарантия» может касаться только реальных действий.</w:t>
+      </w:r>
+    </w:p>
+    <w:p>
+      <w:pPr>
+        <w:pStyle w:val="BodyText"/>
+      </w:pPr>
+      <w:r>
+        <w:t xml:space="preserve">KIRILL: Комплаенс тоже против слова «гарантия», потому что это обещание, которое юрист потом будет защищать в суде.</w:t>
+      </w:r>
+    </w:p>
+    <w:p>
+      <w:pPr>
+        <w:pStyle w:val="BodyText"/>
+      </w:pPr>
+      <w:r>
+        <w:t xml:space="preserve">VARVARA: Тогда не «гарантия», а «программа»: «Программа „После укола”». Это не обещание результата, это обещание действий.</w:t>
+      </w:r>
+    </w:p>
+    <w:p>
+      <w:pPr>
+        <w:pStyle w:val="BodyText"/>
+      </w:pPr>
+      <w:r>
+        <w:t xml:space="preserve">RITA: А действия — это процедура. Каждое действие должно быть в процедуре: кто, когда, за сколько часов. Иначе это просто реклама.</w:t>
+      </w:r>
+    </w:p>
+    <w:p>
+      <w:pPr>
+        <w:pStyle w:val="BodyText"/>
+      </w:pPr>
+      <w:r>
+        <w:t xml:space="preserve">IRINA: И сколько всё это стоит на один шприц: гиалуронидаза, ночной врач, страховка для пациентки?</w:t>
+      </w:r>
+    </w:p>
+    <w:p>
+      <w:pPr>
+        <w:pStyle w:val="BodyText"/>
+      </w:pPr>
+      <w:r>
+        <w:t xml:space="preserve">VARVARA: Это скажете вы. Я только знаю, что премиум без цифр — это духи: пахнет красиво, но не держится.</w:t>
+      </w:r>
+    </w:p>
+    <w:p>
+      <w:pPr>
+        <w:pStyle w:val="BodyText"/>
+      </w:pPr>
+      <w:r>
+        <w:t xml:space="preserve">DIMA: А мои менеджеры? Как им сказать всё это за минуту, если врач занят и у него пациентка в кресле?</w:t>
+      </w:r>
+    </w:p>
+    <w:p>
+      <w:pPr>
+        <w:pStyle w:val="BodyText"/>
+      </w:pPr>
+      <w:r>
+        <w:t xml:space="preserve">VARVARA: Одной фразой: «Тот же гель. Больше ответственности». Пять слов, и врач их запомнит.</w:t>
+      </w:r>
+    </w:p>
+    <w:p>
+      <w:pPr>
+        <w:pStyle w:val="BodyText"/>
+      </w:pPr>
+      <w:r>
+        <w:t xml:space="preserve">DIMA: «Тот же гель. Больше ответственности». Это честно, и это я могу сказать. Даже Женя может.</w:t>
+      </w:r>
+    </w:p>
+    <w:p>
+      <w:pPr>
+        <w:pStyle w:val="BodyText"/>
+      </w:pPr>
+      <w:r>
+        <w:t xml:space="preserve">KORNILOVA: И ещё одно: премиум только для врачей с моим сертификатом, а не для всех. Иначе он обесценится.</w:t>
+      </w:r>
+    </w:p>
+    <w:p>
+      <w:pPr>
+        <w:pStyle w:val="BodyText"/>
+      </w:pPr>
+      <w:r>
+        <w:t xml:space="preserve">OLGA: Это ограничение продаж, но юридически это можно, если критерий прозрачный, а сертификат — прозрачный критерий.</w:t>
+      </w:r>
+    </w:p>
+    <w:p>
+      <w:pPr>
+        <w:pStyle w:val="BodyText"/>
+      </w:pPr>
+      <w:r>
+        <w:t xml:space="preserve">IRINA: Но это минус треть рынка, потому что врачи без сертификата не смогут купить «Ладогу».</w:t>
+      </w:r>
+    </w:p>
+    <w:p>
+      <w:pPr>
+        <w:pStyle w:val="BodyText"/>
+      </w:pPr>
+      <w:r>
+        <w:t xml:space="preserve">KORNILOVA: Не смогут, и пойдут сдавать экзамен, а это хорошо. Это и есть моя цена.</w:t>
+      </w:r>
+    </w:p>
+    <w:p>
+      <w:pPr>
+        <w:pStyle w:val="BodyText"/>
+      </w:pPr>
+      <w:r>
+        <w:t xml:space="preserve">ALEKSEY: Значит, «Ладога» продаётся только тем, кто сдал, и это и есть наш премиум. Не цена. Порог.</w:t>
+      </w:r>
+    </w:p>
+    <w:p>
+      <w:pPr>
+        <w:pStyle w:val="BodyText"/>
+      </w:pPr>
+      <w:r>
+        <w:t xml:space="preserve">VARVARA: Порог — это я бы взяла в слоган, но не возьму. Порог — это для своих, пусть врачи говорят о нём сами.</w:t>
+      </w:r>
+    </w:p>
+    <w:p>
+      <w:pPr>
+        <w:pStyle w:val="BodyText"/>
+      </w:pPr>
+      <w:r>
+        <w:t xml:space="preserve">DIMA: «Порог»… Женя бы сказал «планка». Это одно и то же или нет?</w:t>
+      </w:r>
+    </w:p>
+    <w:p>
+      <w:pPr>
+        <w:pStyle w:val="BodyText"/>
+      </w:pPr>
+      <w:r>
+        <w:t xml:space="preserve">IRINA: Хорошо, давайте сделаем перерыв. Мне нужен час, чтобы посчитать программу.</w:t>
       </w:r>
     </w:p>
     <w:bookmarkEnd w:id="22"/>
@@ -1294,239 +1294,239 @@
         <w:pStyle w:val="FirstParagraph"/>
       </w:pPr>
       <w:r>
-        <w:t xml:space="preserve">ALEKSEY: Час прошёл. Ирина, что получилось?</w:t>
-      </w:r>
-    </w:p>
-    <w:p>
-      <w:pPr>
-        <w:pStyle w:val="BodyText"/>
-      </w:pPr>
-      <w:r>
-        <w:t xml:space="preserve">IRINA: Посчитала. Программа «После укола». На один шприц «Ладоги». Слушайте внимательно.</w:t>
-      </w:r>
-    </w:p>
-    <w:p>
-      <w:pPr>
-        <w:pStyle w:val="BodyText"/>
-      </w:pPr>
-      <w:r>
-        <w:t xml:space="preserve">ALEKSEY: Слушаем.</w:t>
-      </w:r>
-    </w:p>
-    <w:p>
-      <w:pPr>
-        <w:pStyle w:val="BodyText"/>
-      </w:pPr>
-      <w:r>
-        <w:t xml:space="preserve">IRINA: Первое. Гиалуронидаза при осложнении. Бесплатно для клиники. В среднем — двести рублей на шприц. С запасом.</w:t>
-      </w:r>
-    </w:p>
-    <w:p>
-      <w:pPr>
-        <w:pStyle w:val="BodyText"/>
-      </w:pPr>
-      <w:r>
-        <w:t xml:space="preserve">OLGA: Двести, с запасом. Хорошо. Дальше.</w:t>
-      </w:r>
-    </w:p>
-    <w:p>
-      <w:pPr>
-        <w:pStyle w:val="BodyText"/>
-      </w:pPr>
-      <w:r>
-        <w:t xml:space="preserve">IRINA: Второе. Ночной выезд врача, если решила линия. Регионы — через партнёров. Двести пятьдесят.</w:t>
-      </w:r>
-    </w:p>
-    <w:p>
-      <w:pPr>
-        <w:pStyle w:val="BodyText"/>
-      </w:pPr>
-      <w:r>
-        <w:t xml:space="preserve">KORNILOVA: Двести пятьдесят — это мало. Ночной выезд стоит пять тысяч.</w:t>
-      </w:r>
-    </w:p>
-    <w:p>
-      <w:pPr>
-        <w:pStyle w:val="BodyText"/>
-      </w:pPr>
-      <w:r>
-        <w:t xml:space="preserve">IRINA: Пять тысяч — на один выезд. Выездов — один на двадцать шприцев. Средняя по пяти годам линии. Делим.</w:t>
-      </w:r>
-    </w:p>
-    <w:p>
-      <w:pPr>
-        <w:pStyle w:val="BodyText"/>
-      </w:pPr>
-      <w:r>
-        <w:t xml:space="preserve">KORNILOVA: Вы делите людей на двадцать?</w:t>
-      </w:r>
-    </w:p>
-    <w:p>
-      <w:pPr>
-        <w:pStyle w:val="BodyText"/>
-      </w:pPr>
-      <w:r>
-        <w:t xml:space="preserve">IRINA: Я делю деньги на двадцать. Людей — нет. Людям — целый выезд. Каждому.</w:t>
-      </w:r>
-    </w:p>
-    <w:p>
-      <w:pPr>
-        <w:pStyle w:val="BodyText"/>
-      </w:pPr>
-      <w:r>
-        <w:t xml:space="preserve">OLGA: Третье?</w:t>
-      </w:r>
-    </w:p>
-    <w:p>
-      <w:pPr>
-        <w:pStyle w:val="BodyText"/>
-      </w:pPr>
-      <w:r>
-        <w:t xml:space="preserve">IRINA: Третье. Страховка пациентки. Двенадцать месяцев после процедуры. Медицинские расходы при осложнении — лекарства, обследование, если нужно — госпитализация. Полис привязан к номеру шприца, пациентка получает его вместе с картой. Сто пятьдесят рублей на шприц. Страховщик согласился вчера, письмом. Я его прочитала дважды.</w:t>
-      </w:r>
-    </w:p>
-    <w:p>
-      <w:pPr>
-        <w:pStyle w:val="BodyText"/>
-      </w:pPr>
-      <w:r>
-        <w:t xml:space="preserve">RITA: Полис — это хорошо. Но кто проверяет, что страховщик платит? Не на бумаге. В жизни.</w:t>
-      </w:r>
-    </w:p>
-    <w:p>
-      <w:pPr>
-        <w:pStyle w:val="BodyText"/>
-      </w:pPr>
-      <w:r>
-        <w:t xml:space="preserve">IRINA: Вы. Раз в квартал. Выборка случаев. Это в вашей процедуре.</w:t>
-      </w:r>
-    </w:p>
-    <w:p>
-      <w:pPr>
-        <w:pStyle w:val="BodyText"/>
-      </w:pPr>
-      <w:r>
-        <w:t xml:space="preserve">RITA: В моей. Записываю. Ещё одна процедура. Уже двадцать третья.</w:t>
-      </w:r>
-    </w:p>
-    <w:p>
-      <w:pPr>
-        <w:pStyle w:val="BodyText"/>
-      </w:pPr>
-      <w:r>
-        <w:t xml:space="preserve">IRINA: Четвёртое. Ежегодная переаттестация врачей. Короткий модуль. Бесплатно. Сто рублей на шприц.</w:t>
-      </w:r>
-    </w:p>
-    <w:p>
-      <w:pPr>
-        <w:pStyle w:val="BodyText"/>
-      </w:pPr>
-      <w:r>
-        <w:t xml:space="preserve">KORNILOVA: Переаттестация каждый год? Врачи будут ворчать.</w:t>
-      </w:r>
-    </w:p>
-    <w:p>
-      <w:pPr>
-        <w:pStyle w:val="BodyText"/>
-      </w:pPr>
-      <w:r>
-        <w:t xml:space="preserve">IRINA: Будут. Но купят. Вы же сами сказали — порог.</w:t>
-      </w:r>
-    </w:p>
-    <w:p>
-      <w:pPr>
-        <w:pStyle w:val="BodyText"/>
-      </w:pPr>
-      <w:r>
-        <w:t xml:space="preserve">KORNILOVA: Порог. Я сама его поставила. Не жалуюсь.</w:t>
-      </w:r>
-    </w:p>
-    <w:p>
-      <w:pPr>
-        <w:pStyle w:val="BodyText"/>
-      </w:pPr>
-      <w:r>
-        <w:t xml:space="preserve">IRINA: Итого — семьсот на шприц. Из полутора тысяч остаётся восемьсот. Окупится за четыре года.</w:t>
-      </w:r>
-    </w:p>
-    <w:p>
-      <w:pPr>
-        <w:pStyle w:val="BodyText"/>
-      </w:pPr>
-      <w:r>
-        <w:t xml:space="preserve">DIMA: Восемьсот — наша маржа. Семьсот — пациенткам. Почти пополам. Это… это красиво.</w:t>
-      </w:r>
-    </w:p>
-    <w:p>
-      <w:pPr>
-        <w:pStyle w:val="BodyText"/>
-      </w:pPr>
-      <w:r>
-        <w:t xml:space="preserve">IRINA: Это не красиво. Это честно. Красиво — у Варвары.</w:t>
-      </w:r>
-    </w:p>
-    <w:p>
-      <w:pPr>
-        <w:pStyle w:val="BodyText"/>
-      </w:pPr>
-      <w:r>
-        <w:t xml:space="preserve">VARVARA: У меня — понятно. Двенадцать тысяч. Из них полторы — «кто заплатит ночью».</w:t>
-      </w:r>
-    </w:p>
-    <w:p>
-      <w:pPr>
-        <w:pStyle w:val="BodyText"/>
-      </w:pPr>
-      <w:r>
-        <w:t xml:space="preserve">OLGA: И в договоре с клиникой — все четыре пункта. С номерами процедур. Не в рекламе.</w:t>
-      </w:r>
-    </w:p>
-    <w:p>
-      <w:pPr>
-        <w:pStyle w:val="BodyText"/>
-      </w:pPr>
-      <w:r>
-        <w:t xml:space="preserve">KIRILL: И в канал — отдельная кнопка. «Программа не сработала». Если врач позвонил ночью, а выезда не было, или страховщик не заплатил, — он должен куда-то написать. Не директору и не менеджеру, который ему продал. В канал. Тогда программа — это не реклама. Это обязательство, которое можно проверить.</w:t>
-      </w:r>
-    </w:p>
-    <w:p>
-      <w:pPr>
-        <w:pStyle w:val="BodyText"/>
-      </w:pPr>
-      <w:r>
-        <w:t xml:space="preserve">RITA: Кнопка — правильно. Обещание без жалобы — это половина обещания.</w:t>
-      </w:r>
-    </w:p>
-    <w:p>
-      <w:pPr>
-        <w:pStyle w:val="BodyText"/>
-      </w:pPr>
-      <w:r>
-        <w:t xml:space="preserve">ALEKSEY: Значит, двенадцать тысяч. Порог — сертификат. Программа — четыре пункта. Жалоба — кнопка.</w:t>
-      </w:r>
-    </w:p>
-    <w:p>
-      <w:pPr>
-        <w:pStyle w:val="BodyText"/>
-      </w:pPr>
-      <w:r>
-        <w:t xml:space="preserve">IRINA: Двенадцать тысяч. Варвара, можно в прайс?</w:t>
-      </w:r>
-    </w:p>
-    <w:p>
-      <w:pPr>
-        <w:pStyle w:val="BodyText"/>
-      </w:pPr>
-      <w:r>
-        <w:t xml:space="preserve">VARVARA: Можно. Но сначала — Чхве. Если Вонджу узнает о цене из прайса — будет второй январь.</w:t>
-      </w:r>
-    </w:p>
-    <w:p>
-      <w:pPr>
-        <w:pStyle w:val="BodyText"/>
-      </w:pPr>
-      <w:r>
-        <w:t xml:space="preserve">ALEKSEY: Звоню. Сейчас. Доюн — координатор. Пусть переводит людей.</w:t>
+        <w:t xml:space="preserve">ALEKSEY: Час прошёл. Ирина, что у тебя получилось?</w:t>
+      </w:r>
+    </w:p>
+    <w:p>
+      <w:pPr>
+        <w:pStyle w:val="BodyText"/>
+      </w:pPr>
+      <w:r>
+        <w:t xml:space="preserve">IRINA: Я посчитала программу «После укола» на один шприц «Ладоги». Слушайте внимательно, тут много цифр.</w:t>
+      </w:r>
+    </w:p>
+    <w:p>
+      <w:pPr>
+        <w:pStyle w:val="BodyText"/>
+      </w:pPr>
+      <w:r>
+        <w:t xml:space="preserve">ALEKSEY: Слушаем очень внимательно, Ира. Начинай.</w:t>
+      </w:r>
+    </w:p>
+    <w:p>
+      <w:pPr>
+        <w:pStyle w:val="BodyText"/>
+      </w:pPr>
+      <w:r>
+        <w:t xml:space="preserve">IRINA: Первое — гиалуронидаза при осложнении, бесплатно для клиники. В среднем это двести рублей на шприц, с запасом.</w:t>
+      </w:r>
+    </w:p>
+    <w:p>
+      <w:pPr>
+        <w:pStyle w:val="BodyText"/>
+      </w:pPr>
+      <w:r>
+        <w:t xml:space="preserve">OLGA: Двести, и с запасом — это хорошо. Что дальше?</w:t>
+      </w:r>
+    </w:p>
+    <w:p>
+      <w:pPr>
+        <w:pStyle w:val="BodyText"/>
+      </w:pPr>
+      <w:r>
+        <w:t xml:space="preserve">IRINA: Второе — ночной выезд врача, если так решила линия, в регионах через партнёров. Это двести пятьдесят.</w:t>
+      </w:r>
+    </w:p>
+    <w:p>
+      <w:pPr>
+        <w:pStyle w:val="BodyText"/>
+      </w:pPr>
+      <w:r>
+        <w:t xml:space="preserve">KORNILOVA: Двести пятьдесят — это мало. Ночной выезд стоит пять тысяч, я это точно знаю.</w:t>
+      </w:r>
+    </w:p>
+    <w:p>
+      <w:pPr>
+        <w:pStyle w:val="BodyText"/>
+      </w:pPr>
+      <w:r>
+        <w:t xml:space="preserve">IRINA: Пять тысяч — за один выезд, а выездов в среднем один на двадцать шприцев, по данным за пять лет линии. Поэтому делим.</w:t>
+      </w:r>
+    </w:p>
+    <w:p>
+      <w:pPr>
+        <w:pStyle w:val="BodyText"/>
+      </w:pPr>
+      <w:r>
+        <w:t xml:space="preserve">KORNILOVA: Подождите, вы что, делите людей на двадцать?</w:t>
+      </w:r>
+    </w:p>
+    <w:p>
+      <w:pPr>
+        <w:pStyle w:val="BodyText"/>
+      </w:pPr>
+      <w:r>
+        <w:t xml:space="preserve">IRINA: Я делю деньги на двадцать, а людей — нет. Людям — целый выезд. Каждому.</w:t>
+      </w:r>
+    </w:p>
+    <w:p>
+      <w:pPr>
+        <w:pStyle w:val="BodyText"/>
+      </w:pPr>
+      <w:r>
+        <w:t xml:space="preserve">OLGA: Понятно. А что у тебя третье?</w:t>
+      </w:r>
+    </w:p>
+    <w:p>
+      <w:pPr>
+        <w:pStyle w:val="BodyText"/>
+      </w:pPr>
+      <w:r>
+        <w:t xml:space="preserve">IRINA: Третье — страховка пациентки на двенадцать месяцев после процедуры: медицинские расходы при осложнении, то есть лекарства, обследование, а если нужно, то и госпитализация. Полис привязан к номеру шприца, и пациентка получает его вместе с картой. Это сто пятьдесят рублей на шприц. Страховщик вчера согласился письмом, и я прочитала его дважды.</w:t>
+      </w:r>
+    </w:p>
+    <w:p>
+      <w:pPr>
+        <w:pStyle w:val="BodyText"/>
+      </w:pPr>
+      <w:r>
+        <w:t xml:space="preserve">RITA: Полис — это хорошо. Но кто проверяет, что страховщик действительно платит, не на бумаге, а в жизни?</w:t>
+      </w:r>
+    </w:p>
+    <w:p>
+      <w:pPr>
+        <w:pStyle w:val="BodyText"/>
+      </w:pPr>
+      <w:r>
+        <w:t xml:space="preserve">IRINA: Вы, раз в квартал, по выборке случаев. Это будет в вашей процедуре.</w:t>
+      </w:r>
+    </w:p>
+    <w:p>
+      <w:pPr>
+        <w:pStyle w:val="BodyText"/>
+      </w:pPr>
+      <w:r>
+        <w:t xml:space="preserve">RITA: В моей, записываю. Ещё одна процедура, уже двадцать третья по счёту.</w:t>
+      </w:r>
+    </w:p>
+    <w:p>
+      <w:pPr>
+        <w:pStyle w:val="BodyText"/>
+      </w:pPr>
+      <w:r>
+        <w:t xml:space="preserve">IRINA: Четвёртое — ежегодная переаттестация врачей, короткий модуль, бесплатно. Это сто рублей на шприц.</w:t>
+      </w:r>
+    </w:p>
+    <w:p>
+      <w:pPr>
+        <w:pStyle w:val="BodyText"/>
+      </w:pPr>
+      <w:r>
+        <w:t xml:space="preserve">KORNILOVA: Переаттестация каждый год? Врачи будут ворчать, я их хорошо знаю.</w:t>
+      </w:r>
+    </w:p>
+    <w:p>
+      <w:pPr>
+        <w:pStyle w:val="BodyText"/>
+      </w:pPr>
+      <w:r>
+        <w:t xml:space="preserve">IRINA: Будут, но всё равно купят. Вы же сами сказали, что это порог.</w:t>
+      </w:r>
+    </w:p>
+    <w:p>
+      <w:pPr>
+        <w:pStyle w:val="BodyText"/>
+      </w:pPr>
+      <w:r>
+        <w:t xml:space="preserve">KORNILOVA: Порог, да, я сама его поставила, так что не жалуюсь.</w:t>
+      </w:r>
+    </w:p>
+    <w:p>
+      <w:pPr>
+        <w:pStyle w:val="BodyText"/>
+      </w:pPr>
+      <w:r>
+        <w:t xml:space="preserve">IRINA: Итого семьсот на шприц. Из полутора тысяч остаётся восемьсот, и всё окупится за четыре года.</w:t>
+      </w:r>
+    </w:p>
+    <w:p>
+      <w:pPr>
+        <w:pStyle w:val="BodyText"/>
+      </w:pPr>
+      <w:r>
+        <w:t xml:space="preserve">DIMA: Восемьсот — наша маржа, а семьсот идут пациенткам, почти пополам. Это… это красиво.</w:t>
+      </w:r>
+    </w:p>
+    <w:p>
+      <w:pPr>
+        <w:pStyle w:val="BodyText"/>
+      </w:pPr>
+      <w:r>
+        <w:t xml:space="preserve">IRINA: Это не красиво, а честно. Красиво — это у Варвары.</w:t>
+      </w:r>
+    </w:p>
+    <w:p>
+      <w:pPr>
+        <w:pStyle w:val="BodyText"/>
+      </w:pPr>
+      <w:r>
+        <w:t xml:space="preserve">VARVARA: А у меня — понятно: двенадцать тысяч, из них полторы — это «кто заплатит ночью».</w:t>
+      </w:r>
+    </w:p>
+    <w:p>
+      <w:pPr>
+        <w:pStyle w:val="BodyText"/>
+      </w:pPr>
+      <w:r>
+        <w:t xml:space="preserve">OLGA: И все четыре пункта должны быть в договоре с клиникой, с номерами процедур, а не в рекламе.</w:t>
+      </w:r>
+    </w:p>
+    <w:p>
+      <w:pPr>
+        <w:pStyle w:val="BodyText"/>
+      </w:pPr>
+      <w:r>
+        <w:t xml:space="preserve">KIRILL: А в канале нужна отдельная кнопка «Программа не сработала». Если врач позвонил ночью, а выезда не было, или страховщик не заплатил, он должен куда-то написать, не директору и не менеджеру, который ему продал, а в канал. Тогда программа — это не реклама, а обязательство, которое можно проверить.</w:t>
+      </w:r>
+    </w:p>
+    <w:p>
+      <w:pPr>
+        <w:pStyle w:val="BodyText"/>
+      </w:pPr>
+      <w:r>
+        <w:t xml:space="preserve">RITA: Кнопка — это правильно. Обещание без жалобы — это половина обещания.</w:t>
+      </w:r>
+    </w:p>
+    <w:p>
+      <w:pPr>
+        <w:pStyle w:val="BodyText"/>
+      </w:pPr>
+      <w:r>
+        <w:t xml:space="preserve">ALEKSEY: Значит, так: двенадцать тысяч, порог — сертификат, программа — четыре пункта, а жалоба — кнопка.</w:t>
+      </w:r>
+    </w:p>
+    <w:p>
+      <w:pPr>
+        <w:pStyle w:val="BodyText"/>
+      </w:pPr>
+      <w:r>
+        <w:t xml:space="preserve">IRINA: Двенадцать тысяч. Варвара, теперь можно ставить это в прайс?</w:t>
+      </w:r>
+    </w:p>
+    <w:p>
+      <w:pPr>
+        <w:pStyle w:val="BodyText"/>
+      </w:pPr>
+      <w:r>
+        <w:t xml:space="preserve">VARVARA: Можно, но сначала нужно сказать Чхве. Если Вонджу узнает о цене из прайса, у нас будет второй январь.</w:t>
+      </w:r>
+    </w:p>
+    <w:p>
+      <w:pPr>
+        <w:pStyle w:val="BodyText"/>
+      </w:pPr>
+      <w:r>
+        <w:t xml:space="preserve">ALEKSEY: Звоню прямо сейчас. Доюн теперь координатор, так что пусть переводит людей.</w:t>
       </w:r>
     </w:p>
     <w:bookmarkEnd w:id="23"/>
@@ -1544,199 +1544,199 @@
         <w:pStyle w:val="FirstParagraph"/>
       </w:pPr>
       <w:r>
-        <w:t xml:space="preserve">DOYUN: Лёша, на связи. Чхве рядом. Он просит говорить медленно. Цифры — особенно.</w:t>
-      </w:r>
-    </w:p>
-    <w:p>
-      <w:pPr>
-        <w:pStyle w:val="BodyText"/>
-      </w:pPr>
-      <w:r>
-        <w:t xml:space="preserve">ALEKSEY: Господин Чхве. «Ладога» — двенадцать тысяч для врача. «Седжин» — десять пятьсот. Как сейчас.</w:t>
-      </w:r>
-    </w:p>
-    <w:p>
-      <w:pPr>
-        <w:pStyle w:val="BodyText"/>
-      </w:pPr>
-      <w:r>
-        <w:t xml:space="preserve">CHOI: Двенадцать? Дороже «Седжина»? На полторы тысячи?</w:t>
-      </w:r>
-    </w:p>
-    <w:p>
-      <w:pPr>
-        <w:pStyle w:val="BodyText"/>
-      </w:pPr>
-      <w:r>
-        <w:t xml:space="preserve">ALEKSEY: Да. И только для врачей с сертификатом Корниловой.</w:t>
-      </w:r>
-    </w:p>
-    <w:p>
-      <w:pPr>
-        <w:pStyle w:val="BodyText"/>
-      </w:pPr>
-      <w:r>
-        <w:t xml:space="preserve">CHOI: Хм. Тогда мои восемнадцать процентов… Врач, который хочет дешевле, остаётся с «Седжином». Врач, который хочет больше, уходит к «Ладоге». Но платит больше, а не меньше. И «Ладогу» делает мой завод, по моему плану. Значит, я теряю не врача. Я теряю только наклейку. Это я переживу.</w:t>
-      </w:r>
-    </w:p>
-    <w:p>
-      <w:pPr>
-        <w:pStyle w:val="BodyText"/>
-      </w:pPr>
-      <w:r>
-        <w:t xml:space="preserve">IRINA: Каннибализация — минимальная. Я посчитала. Шесть процентов, не восемнадцать.</w:t>
-      </w:r>
-    </w:p>
-    <w:p>
-      <w:pPr>
-        <w:pStyle w:val="BodyText"/>
-      </w:pPr>
-      <w:r>
-        <w:t xml:space="preserve">CHOI: Шесть. Это я выдержу. Но вопрос. За что полторы тысячи? Если ваша линия бесплатно помогает и врачам «Седжина»?</w:t>
-      </w:r>
-    </w:p>
-    <w:p>
-      <w:pPr>
-        <w:pStyle w:val="BodyText"/>
-      </w:pPr>
-      <w:r>
-        <w:t xml:space="preserve">ALEKSEY: Линия — для всех. Совет. Звонок. Ночью. Это остаётся. Бесплатно. Для «Седжина» тоже.</w:t>
-      </w:r>
-    </w:p>
-    <w:p>
-      <w:pPr>
-        <w:pStyle w:val="BodyText"/>
-      </w:pPr>
-      <w:r>
-        <w:t xml:space="preserve">KORNILOVA: А для «Ладоги» — не совет. Действие. Гиалуронидаза, ночной выезд, страховка, переаттестация. Совет — бесплатно. Действие — стоит денег.</w:t>
-      </w:r>
-    </w:p>
-    <w:p>
-      <w:pPr>
-        <w:pStyle w:val="BodyText"/>
-      </w:pPr>
-      <w:r>
-        <w:t xml:space="preserve">CHOI: Совет бесплатно, действие за деньги. Как сервис в Самсунге. Двенадцать — согласен. Одно условие.</w:t>
-      </w:r>
-    </w:p>
-    <w:p>
-      <w:pPr>
-        <w:pStyle w:val="BodyText"/>
-      </w:pPr>
-      <w:r>
-        <w:t xml:space="preserve">ALEKSEY: Слушаю.</w:t>
-      </w:r>
-    </w:p>
-    <w:p>
-      <w:pPr>
-        <w:pStyle w:val="BodyText"/>
-      </w:pPr>
-      <w:r>
-        <w:t xml:space="preserve">CHOI: Линия для «Седжина» — не хуже, чем сейчас. Ни на минуту. Ждать дольше — я узнаю.</w:t>
-      </w:r>
-    </w:p>
-    <w:p>
-      <w:pPr>
-        <w:pStyle w:val="BodyText"/>
-      </w:pPr>
-      <w:r>
-        <w:t xml:space="preserve">RITA: Это можно измерить. Время ответа. Раздельно по маркам. Отчёт — вам. Каждый месяц.</w:t>
-      </w:r>
-    </w:p>
-    <w:p>
-      <w:pPr>
-        <w:pStyle w:val="BodyText"/>
-      </w:pPr>
-      <w:r>
-        <w:t xml:space="preserve">CHOI: Мне? Отчёт о вашей линии? Вы покажете мне цифры?</w:t>
-      </w:r>
-    </w:p>
-    <w:p>
-      <w:pPr>
-        <w:pStyle w:val="BodyText"/>
-      </w:pPr>
-      <w:r>
-        <w:t xml:space="preserve">RITA: Покажу. Если цифры плохие — тем более покажу.</w:t>
-      </w:r>
-    </w:p>
-    <w:p>
-      <w:pPr>
-        <w:pStyle w:val="BodyText"/>
-      </w:pPr>
-      <w:r>
-        <w:t xml:space="preserve">DOYUN: Чхве говорит по-корейски: «Эти русские опасные. Они показывают плохие цифры сами». Это комплимент.</w:t>
-      </w:r>
-    </w:p>
-    <w:p>
-      <w:pPr>
-        <w:pStyle w:val="BodyText"/>
-      </w:pPr>
-      <w:r>
-        <w:t xml:space="preserve">CHOI: Доюн. Это было не для перевода.</w:t>
-      </w:r>
-    </w:p>
-    <w:p>
-      <w:pPr>
-        <w:pStyle w:val="BodyText"/>
-      </w:pPr>
-      <w:r>
-        <w:t xml:space="preserve">IRINA: Марина на второй линии. Петербург. Я её добавила.</w:t>
-      </w:r>
-    </w:p>
-    <w:p>
-      <w:pPr>
-        <w:pStyle w:val="BodyText"/>
-      </w:pPr>
-      <w:r>
-        <w:t xml:space="preserve">MARINA: Добрый день. Ирина сказала — двенадцать тысяч. Я слушала молча. Одно замечание. Петербургское.</w:t>
-      </w:r>
-    </w:p>
-    <w:p>
-      <w:pPr>
-        <w:pStyle w:val="BodyText"/>
-      </w:pPr>
-      <w:r>
-        <w:t xml:space="preserve">ALEKSEY: Слушаем, Марина.</w:t>
-      </w:r>
-    </w:p>
-    <w:p>
-      <w:pPr>
-        <w:pStyle w:val="BodyText"/>
-      </w:pPr>
-      <w:r>
-        <w:t xml:space="preserve">MARINA: Не кричите про цену. В Петербурге премиум покупают тихо. Если на каждом углу «двенадцать тысяч, программа!» — врачи решат, что вы оправдываетесь. Пусть цена стоит в прайсе. Мелко. А врач узнает про ночной выезд — от другого врача. Это работает лучше.</w:t>
-      </w:r>
-    </w:p>
-    <w:p>
-      <w:pPr>
-        <w:pStyle w:val="BodyText"/>
-      </w:pPr>
-      <w:r>
-        <w:t xml:space="preserve">VARVARA: Марина, вы только что отменили мою рекламную кампанию.</w:t>
-      </w:r>
-    </w:p>
-    <w:p>
-      <w:pPr>
-        <w:pStyle w:val="BodyText"/>
-      </w:pPr>
-      <w:r>
-        <w:t xml:space="preserve">MARINA: Нет, Варя. Я её сократила. На девяносто процентов. Остальные десять — оставь. Для Москвы. Москва любит, когда громко.</w:t>
-      </w:r>
-    </w:p>
-    <w:p>
-      <w:pPr>
-        <w:pStyle w:val="BodyText"/>
-      </w:pPr>
-      <w:r>
-        <w:t xml:space="preserve">VARVARA: Десять процентов. Для Москвы. Громко. Договорились.</w:t>
-      </w:r>
-    </w:p>
-    <w:p>
-      <w:pPr>
-        <w:pStyle w:val="BodyText"/>
-      </w:pPr>
-      <w:r>
-        <w:t xml:space="preserve">ALEKSEY: Решено. Двенадцать тысяч. Тихо. Через врачей. Порог — сертификат. Отчёт по линии — господину Чхве.</w:t>
+        <w:t xml:space="preserve">DOYUN: Лёша, я на связи, и Чхве рядом. Он просит говорить медленно, особенно цифры.</w:t>
+      </w:r>
+    </w:p>
+    <w:p>
+      <w:pPr>
+        <w:pStyle w:val="BodyText"/>
+      </w:pPr>
+      <w:r>
+        <w:t xml:space="preserve">ALEKSEY: Господин Чхве, «Ладога» будет стоить двенадцать тысяч для врача, а «Седжин» — десять пятьсот, как и сейчас.</w:t>
+      </w:r>
+    </w:p>
+    <w:p>
+      <w:pPr>
+        <w:pStyle w:val="BodyText"/>
+      </w:pPr>
+      <w:r>
+        <w:t xml:space="preserve">CHOI: Двенадцать? Дороже «Седжина» на целых полторы тысячи?</w:t>
+      </w:r>
+    </w:p>
+    <w:p>
+      <w:pPr>
+        <w:pStyle w:val="BodyText"/>
+      </w:pPr>
+      <w:r>
+        <w:t xml:space="preserve">ALEKSEY: Да, и продаваться она будет только врачам с сертификатом Корниловой.</w:t>
+      </w:r>
+    </w:p>
+    <w:p>
+      <w:pPr>
+        <w:pStyle w:val="BodyText"/>
+      </w:pPr>
+      <w:r>
+        <w:t xml:space="preserve">CHOI: Хм. Тогда мои восемнадцать процентов… Врач, который хочет дешевле, остаётся с «Седжином», а врач, который хочет больше, уходит к «Ладоге», но платит больше, а не меньше. И «Ладогу» делает мой завод, по моему плану. Значит, я теряю не врача, а только наклейку, и это я переживу.</w:t>
+      </w:r>
+    </w:p>
+    <w:p>
+      <w:pPr>
+        <w:pStyle w:val="BodyText"/>
+      </w:pPr>
+      <w:r>
+        <w:t xml:space="preserve">IRINA: Каннибализация минимальная, я посчитала: шесть процентов, а не восемнадцать.</w:t>
+      </w:r>
+    </w:p>
+    <w:p>
+      <w:pPr>
+        <w:pStyle w:val="BodyText"/>
+      </w:pPr>
+      <w:r>
+        <w:t xml:space="preserve">CHOI: Шесть — это я выдержу. Но у меня вопрос: за что полторы тысячи, если ваша линия бесплатно помогает и врачам «Седжина»?</w:t>
+      </w:r>
+    </w:p>
+    <w:p>
+      <w:pPr>
+        <w:pStyle w:val="BodyText"/>
+      </w:pPr>
+      <w:r>
+        <w:t xml:space="preserve">ALEKSEY: Линия остаётся для всех: совет, звонок, ночью, бесплатно, и для «Седжина» тоже.</w:t>
+      </w:r>
+    </w:p>
+    <w:p>
+      <w:pPr>
+        <w:pStyle w:val="BodyText"/>
+      </w:pPr>
+      <w:r>
+        <w:t xml:space="preserve">KORNILOVA: А для «Ладоги» будет не совет, а действие: гиалуронидаза, ночной выезд, страховка, переаттестация. Совет бесплатно, действие за деньги.</w:t>
+      </w:r>
+    </w:p>
+    <w:p>
+      <w:pPr>
+        <w:pStyle w:val="BodyText"/>
+      </w:pPr>
+      <w:r>
+        <w:t xml:space="preserve">CHOI: Совет бесплатно, действие за деньги — как сервис в Самсунге. Двенадцать тысяч — согласен, но с одним условием.</w:t>
+      </w:r>
+    </w:p>
+    <w:p>
+      <w:pPr>
+        <w:pStyle w:val="BodyText"/>
+      </w:pPr>
+      <w:r>
+        <w:t xml:space="preserve">ALEKSEY: Слушаю вас внимательно, господин Чхве. Какое условие?</w:t>
+      </w:r>
+    </w:p>
+    <w:p>
+      <w:pPr>
+        <w:pStyle w:val="BodyText"/>
+      </w:pPr>
+      <w:r>
+        <w:t xml:space="preserve">CHOI: Линия для «Седжина» не должна стать хуже, чем сейчас, ни на минуту. Если врачам придётся ждать дольше, я узнаю.</w:t>
+      </w:r>
+    </w:p>
+    <w:p>
+      <w:pPr>
+        <w:pStyle w:val="BodyText"/>
+      </w:pPr>
+      <w:r>
+        <w:t xml:space="preserve">RITA: Это можно измерить: время ответа, раздельно по маркам. Отчёт будет приходить вам каждый месяц.</w:t>
+      </w:r>
+    </w:p>
+    <w:p>
+      <w:pPr>
+        <w:pStyle w:val="BodyText"/>
+      </w:pPr>
+      <w:r>
+        <w:t xml:space="preserve">CHOI: Мне? Отчёт о вашей линии? Вы правда покажете мне свои цифры?</w:t>
+      </w:r>
+    </w:p>
+    <w:p>
+      <w:pPr>
+        <w:pStyle w:val="BodyText"/>
+      </w:pPr>
+      <w:r>
+        <w:t xml:space="preserve">RITA: Покажу. А если цифры будут плохие, тем более покажу.</w:t>
+      </w:r>
+    </w:p>
+    <w:p>
+      <w:pPr>
+        <w:pStyle w:val="BodyText"/>
+      </w:pPr>
+      <w:r>
+        <w:t xml:space="preserve">DOYUN: Чхве говорит по-корейски: «Эти русские опасные, они сами показывают плохие цифры». Это комплимент.</w:t>
+      </w:r>
+    </w:p>
+    <w:p>
+      <w:pPr>
+        <w:pStyle w:val="BodyText"/>
+      </w:pPr>
+      <w:r>
+        <w:t xml:space="preserve">CHOI: Доюн, это было совсем не для перевода.</w:t>
+      </w:r>
+    </w:p>
+    <w:p>
+      <w:pPr>
+        <w:pStyle w:val="BodyText"/>
+      </w:pPr>
+      <w:r>
+        <w:t xml:space="preserve">IRINA: Марина на второй линии, из Петербурга. Я её добавила к разговору.</w:t>
+      </w:r>
+    </w:p>
+    <w:p>
+      <w:pPr>
+        <w:pStyle w:val="BodyText"/>
+      </w:pPr>
+      <w:r>
+        <w:t xml:space="preserve">MARINA: Добрый день. Ирина сказала, что будет двенадцать тысяч, и я молча слушала. У меня одно замечание, петербургское.</w:t>
+      </w:r>
+    </w:p>
+    <w:p>
+      <w:pPr>
+        <w:pStyle w:val="BodyText"/>
+      </w:pPr>
+      <w:r>
+        <w:t xml:space="preserve">ALEKSEY: Слушаем вас, Марина. Ваши замечания всегда нам помогали.</w:t>
+      </w:r>
+    </w:p>
+    <w:p>
+      <w:pPr>
+        <w:pStyle w:val="BodyText"/>
+      </w:pPr>
+      <w:r>
+        <w:t xml:space="preserve">MARINA: Не кричите про цену. В Петербурге премиум покупают тихо, и если на каждом углу будет «двенадцать тысяч, программа!», врачи решат, что вы оправдываетесь. Пусть цена стоит в прайсе, мелко, а про ночной выезд врач узнает от другого врача. Так это работает лучше.</w:t>
+      </w:r>
+    </w:p>
+    <w:p>
+      <w:pPr>
+        <w:pStyle w:val="BodyText"/>
+      </w:pPr>
+      <w:r>
+        <w:t xml:space="preserve">VARVARA: Марина, вы только что отменили мою рекламную кампанию целиком.</w:t>
+      </w:r>
+    </w:p>
+    <w:p>
+      <w:pPr>
+        <w:pStyle w:val="BodyText"/>
+      </w:pPr>
+      <w:r>
+        <w:t xml:space="preserve">MARINA: Нет, Варя, я её сократила на девяносто процентов. Остальные десять оставь для Москвы, потому что Москва любит, когда громко.</w:t>
+      </w:r>
+    </w:p>
+    <w:p>
+      <w:pPr>
+        <w:pStyle w:val="BodyText"/>
+      </w:pPr>
+      <w:r>
+        <w:t xml:space="preserve">VARVARA: Десять процентов для Москвы, громко. Договорились, Марина.</w:t>
+      </w:r>
+    </w:p>
+    <w:p>
+      <w:pPr>
+        <w:pStyle w:val="BodyText"/>
+      </w:pPr>
+      <w:r>
+        <w:t xml:space="preserve">ALEKSEY: Решено: двенадцать тысяч, тихо, через врачей. Порог — сертификат, а отчёт по линии — господину Чхве.</w:t>
       </w:r>
     </w:p>
     <w:bookmarkEnd w:id="24"/>
@@ -1754,119 +1754,119 @@
         <w:pStyle w:val="FirstParagraph"/>
       </w:pPr>
       <w:r>
-        <w:t xml:space="preserve">VERA: Алёша. Сядь ближе. Я плохо слышу сегодня. Сколько стоит твоя Ладога?</w:t>
-      </w:r>
-    </w:p>
-    <w:p>
-      <w:pPr>
-        <w:pStyle w:val="BodyText"/>
-      </w:pPr>
-      <w:r>
-        <w:t xml:space="preserve">ALEKSEY: Двенадцать тысяч, бабушка. Для врача.</w:t>
-      </w:r>
-    </w:p>
-    <w:p>
-      <w:pPr>
-        <w:pStyle w:val="BodyText"/>
-      </w:pPr>
-      <w:r>
-        <w:t xml:space="preserve">VERA: Двенадцать тысяч… Мой оклад в восьмидесятом году — сто десять рублей. В месяц. С ночными.</w:t>
-      </w:r>
-    </w:p>
-    <w:p>
-      <w:pPr>
-        <w:pStyle w:val="BodyText"/>
-      </w:pPr>
-      <w:r>
-        <w:t xml:space="preserve">ALEKSEY: Я знаю. Другие деньги. Другое время.</w:t>
-      </w:r>
-    </w:p>
-    <w:p>
-      <w:pPr>
-        <w:pStyle w:val="BodyText"/>
-      </w:pPr>
-      <w:r>
-        <w:t xml:space="preserve">VERA: Время другое. Люди — те же. За что двенадцать?</w:t>
-      </w:r>
-    </w:p>
-    <w:p>
-      <w:pPr>
-        <w:pStyle w:val="BodyText"/>
-      </w:pPr>
-      <w:r>
-        <w:t xml:space="preserve">ALEKSEY: Гель — как у корейцев. А сверху — обещание. Если ночью плохо — врач приедет. Лекарство — бесплатно. Страховка — на год.</w:t>
-      </w:r>
-    </w:p>
-    <w:p>
-      <w:pPr>
-        <w:pStyle w:val="BodyText"/>
-      </w:pPr>
-      <w:r>
-        <w:t xml:space="preserve">VERA: Обещание. Значит, ты продаёшь обещание. Дорогое.</w:t>
-      </w:r>
-    </w:p>
-    <w:p>
-      <w:pPr>
-        <w:pStyle w:val="BodyText"/>
-      </w:pPr>
-      <w:r>
-        <w:t xml:space="preserve">ALEKSEY: Да. Варвара говорит: премиум — это обещание, за которое берут деньги.</w:t>
-      </w:r>
-    </w:p>
-    <w:p>
-      <w:pPr>
-        <w:pStyle w:val="BodyText"/>
-      </w:pPr>
-      <w:r>
-        <w:t xml:space="preserve">VERA: Умная девочка. Только запомни: обещание дороже геля. Гель можно выбросить, если плохой. Партию — остановить. А обещание не выбросишь. Его надо выполнить. Каждый раз. Даже в три ночи. Даже когда устал. Даже когда никто не узнает, выполнил ты или нет.</w:t>
-      </w:r>
-    </w:p>
-    <w:p>
-      <w:pPr>
-        <w:pStyle w:val="BodyText"/>
-      </w:pPr>
-      <w:r>
-        <w:t xml:space="preserve">ALEKSEY: Понимаю, бабушка.</w:t>
-      </w:r>
-    </w:p>
-    <w:p>
-      <w:pPr>
-        <w:pStyle w:val="BodyText"/>
-      </w:pPr>
-      <w:r>
-        <w:t xml:space="preserve">VERA: Не понимаешь. Пока. Поймёшь, когда первый раз не выполнишь. Тогда — звони мне. Я скажу, что делать.</w:t>
-      </w:r>
-    </w:p>
-    <w:p>
-      <w:pPr>
-        <w:pStyle w:val="BodyText"/>
-      </w:pPr>
-      <w:r>
-        <w:t xml:space="preserve">ALEKSEY: А что делать?</w:t>
-      </w:r>
-    </w:p>
-    <w:p>
-      <w:pPr>
-        <w:pStyle w:val="BodyText"/>
-      </w:pPr>
-      <w:r>
-        <w:t xml:space="preserve">VERA: Ехать самому. Ночью. Без шофёра, если шофёр спит. Я так делала сорок лет. Один раз в восемьдесят третьем не доехала. Вьюга. Машина встала в поле. Я шла пешком. Четыре километра. Пришла под утро. Мальчик… Ладно. Это потом. Не сегодня.</w:t>
-      </w:r>
-    </w:p>
-    <w:p>
-      <w:pPr>
-        <w:pStyle w:val="BodyText"/>
-      </w:pPr>
-      <w:r>
-        <w:t xml:space="preserve">ALEKSEY: Бабушка, ты устала. Давай я позвоню папе.</w:t>
-      </w:r>
-    </w:p>
-    <w:p>
-      <w:pPr>
-        <w:pStyle w:val="BodyText"/>
-      </w:pPr>
-      <w:r>
-        <w:t xml:space="preserve">VERA: Не звони. Я посплю. Ты сиди. Не продавай обещание дороже, чем можешь выполнить.</w:t>
+        <w:t xml:space="preserve">VERA: Алёша, сядь ближе, я сегодня плохо слышу. Сколько стоит твоя Ладога?</w:t>
+      </w:r>
+    </w:p>
+    <w:p>
+      <w:pPr>
+        <w:pStyle w:val="BodyText"/>
+      </w:pPr>
+      <w:r>
+        <w:t xml:space="preserve">ALEKSEY: Двенадцать тысяч, бабушка. Это цена для врача.</w:t>
+      </w:r>
+    </w:p>
+    <w:p>
+      <w:pPr>
+        <w:pStyle w:val="BodyText"/>
+      </w:pPr>
+      <w:r>
+        <w:t xml:space="preserve">VERA: Двенадцать тысяч… Мой оклад в восьмидесятом году был сто десять рублей в месяц, вместе с ночными.</w:t>
+      </w:r>
+    </w:p>
+    <w:p>
+      <w:pPr>
+        <w:pStyle w:val="BodyText"/>
+      </w:pPr>
+      <w:r>
+        <w:t xml:space="preserve">ALEKSEY: Я знаю, бабушка. Но это другие деньги и другое время.</w:t>
+      </w:r>
+    </w:p>
+    <w:p>
+      <w:pPr>
+        <w:pStyle w:val="BodyText"/>
+      </w:pPr>
+      <w:r>
+        <w:t xml:space="preserve">VERA: Время другое, а люди те же. За что же двенадцать тысяч?</w:t>
+      </w:r>
+    </w:p>
+    <w:p>
+      <w:pPr>
+        <w:pStyle w:val="BodyText"/>
+      </w:pPr>
+      <w:r>
+        <w:t xml:space="preserve">ALEKSEY: Гель такой же, как у корейцев, а сверху обещание. Если ночью плохо, приедет врач, лекарство бесплатно, страховка на год.</w:t>
+      </w:r>
+    </w:p>
+    <w:p>
+      <w:pPr>
+        <w:pStyle w:val="BodyText"/>
+      </w:pPr>
+      <w:r>
+        <w:t xml:space="preserve">VERA: Обещание… Значит, ты продаёшь обещание, и дорогое.</w:t>
+      </w:r>
+    </w:p>
+    <w:p>
+      <w:pPr>
+        <w:pStyle w:val="BodyText"/>
+      </w:pPr>
+      <w:r>
+        <w:t xml:space="preserve">ALEKSEY: Да. Варвара говорит, что премиум — это обещание, за которое берут деньги.</w:t>
+      </w:r>
+    </w:p>
+    <w:p>
+      <w:pPr>
+        <w:pStyle w:val="BodyText"/>
+      </w:pPr>
+      <w:r>
+        <w:t xml:space="preserve">VERA: Умная девочка. Только запомни: обещание дороже геля. Гель можно выбросить, если он плохой, партию можно остановить. А обещание не выбросишь, его надо выполнить, каждый раз. Даже в три ночи. Даже когда устал. Даже когда никто не узнает, выполнил ты или нет.</w:t>
+      </w:r>
+    </w:p>
+    <w:p>
+      <w:pPr>
+        <w:pStyle w:val="BodyText"/>
+      </w:pPr>
+      <w:r>
+        <w:t xml:space="preserve">ALEKSEY: Понимаю, бабушка. Я правда понимаю.</w:t>
+      </w:r>
+    </w:p>
+    <w:p>
+      <w:pPr>
+        <w:pStyle w:val="BodyText"/>
+      </w:pPr>
+      <w:r>
+        <w:t xml:space="preserve">VERA: Пока не понимаешь. Поймёшь, когда первый раз не выполнишь, и тогда звони мне. Я скажу, что делать.</w:t>
+      </w:r>
+    </w:p>
+    <w:p>
+      <w:pPr>
+        <w:pStyle w:val="BodyText"/>
+      </w:pPr>
+      <w:r>
+        <w:t xml:space="preserve">ALEKSEY: А что тогда делать? Скажи сейчас, пока я рядом.</w:t>
+      </w:r>
+    </w:p>
+    <w:p>
+      <w:pPr>
+        <w:pStyle w:val="BodyText"/>
+      </w:pPr>
+      <w:r>
+        <w:t xml:space="preserve">VERA: Ехать самому, ночью, без шофёра, если шофёр спит. Я так делала сорок лет. Один раз, в восемьдесят третьем, не доехала: вьюга, машина встала в поле, и я шла пешком четыре километра. Пришла под утро. Мальчик… Ладно, это потом. Не сегодня.</w:t>
+      </w:r>
+    </w:p>
+    <w:p>
+      <w:pPr>
+        <w:pStyle w:val="BodyText"/>
+      </w:pPr>
+      <w:r>
+        <w:t xml:space="preserve">ALEKSEY: Бабушка, ты устала. Давай я позвоню папе, пусть приедет.</w:t>
+      </w:r>
+    </w:p>
+    <w:p>
+      <w:pPr>
+        <w:pStyle w:val="BodyText"/>
+      </w:pPr>
+      <w:r>
+        <w:t xml:space="preserve">VERA: Не звони. Я посплю, а ты сиди рядом. И не продавай обещание дороже, чем можешь выполнить.</w:t>
       </w:r>
     </w:p>
     <w:p>
@@ -2827,7 +2827,7 @@
         <w:t xml:space="preserve">“</w:t>
       </w:r>
       <w:r>
-        <w:t xml:space="preserve">Умная девочка. Только запомни: обещание дороже геля. Гель можно выбросить, если плохой. Партию — остановить. А обещание не выбросишь. Его надо выполнить. Каждый раз. Даже в три ночи. Даже когда устал. Даже когда никто не узнает, выполнил ты или нет.</w:t>
+        <w:t xml:space="preserve">Умная девочка. Только запомни: обещание дороже геля. Гель можно выбросить, если он плохой, партию можно остановить. А обещание не выбросишь, его надо выполнить, каждый раз. Даже в три ночи. Даже когда устал. Даже когда никто не узнает, выполнил ты или нет.</w:t>
       </w:r>
       <w:r>
         <w:t xml:space="preserve">”</w:t>
@@ -2971,31 +2971,31 @@
               <w:jc w:val="left"/>
             </w:pPr>
             <w:r>
-              <w:t xml:space="preserve">③ 대조</w:t>
-            </w:r>
-          </w:p>
-        </w:tc>
-        <w:tc>
-          <w:tcPr/>
-          <w:p>
-            <w:pPr>
-              <w:pStyle w:val="Compact"/>
-              <w:jc w:val="left"/>
-            </w:pPr>
-            <w:r>
-              <w:t xml:space="preserve">Гель можно выбросить… А обещание не выбросишь.</w:t>
-            </w:r>
-          </w:p>
-        </w:tc>
-        <w:tc>
-          <w:tcPr/>
-          <w:p>
-            <w:pPr>
-              <w:pStyle w:val="Compact"/>
-              <w:jc w:val="left"/>
-            </w:pPr>
-            <w:r>
-              <w:t xml:space="preserve">можно / 2인칭 일반 부정</w:t>
+              <w:t xml:space="preserve">③ 조건 + 가능</w:t>
+            </w:r>
+          </w:p>
+        </w:tc>
+        <w:tc>
+          <w:tcPr/>
+          <w:p>
+            <w:pPr>
+              <w:pStyle w:val="Compact"/>
+              <w:jc w:val="left"/>
+            </w:pPr>
+            <w:r>
+              <w:t xml:space="preserve">Гель можно выбросить, если он плохой, партию можно остановить.</w:t>
+            </w:r>
+          </w:p>
+        </w:tc>
+        <w:tc>
+          <w:tcPr/>
+          <w:p>
+            <w:pPr>
+              <w:pStyle w:val="Compact"/>
+              <w:jc w:val="left"/>
+            </w:pPr>
+            <w:r>
+              <w:t xml:space="preserve">можно 반복, если</w:t>
             </w:r>
           </w:p>
         </w:tc>
@@ -3009,31 +3009,31 @@
               <w:jc w:val="left"/>
             </w:pPr>
             <w:r>
-              <w:t xml:space="preserve">④ 의무</w:t>
-            </w:r>
-          </w:p>
-        </w:tc>
-        <w:tc>
-          <w:tcPr/>
-          <w:p>
-            <w:pPr>
-              <w:pStyle w:val="Compact"/>
-              <w:jc w:val="left"/>
-            </w:pPr>
-            <w:r>
-              <w:t xml:space="preserve">Его надо выполнить. Каждый раз.</w:t>
-            </w:r>
-          </w:p>
-        </w:tc>
-        <w:tc>
-          <w:tcPr/>
-          <w:p>
-            <w:pPr>
-              <w:pStyle w:val="Compact"/>
-              <w:jc w:val="left"/>
-            </w:pPr>
-            <w:r>
-              <w:t xml:space="preserve">надо + 완료상</w:t>
+              <w:t xml:space="preserve">④ 대조 + 의무</w:t>
+            </w:r>
+          </w:p>
+        </w:tc>
+        <w:tc>
+          <w:tcPr/>
+          <w:p>
+            <w:pPr>
+              <w:pStyle w:val="Compact"/>
+              <w:jc w:val="left"/>
+            </w:pPr>
+            <w:r>
+              <w:t xml:space="preserve">А обещание не выбросишь, его надо выполнить, каждый раз.</w:t>
+            </w:r>
+          </w:p>
+        </w:tc>
+        <w:tc>
+          <w:tcPr/>
+          <w:p>
+            <w:pPr>
+              <w:pStyle w:val="Compact"/>
+              <w:jc w:val="left"/>
+            </w:pPr>
+            <w:r>
+              <w:t xml:space="preserve">2인칭 일반 부정 → надо + 완료상</w:t>
             </w:r>
           </w:p>
         </w:tc>
@@ -3095,7 +3095,7 @@
         <w:t xml:space="preserve">“</w:t>
       </w:r>
       <w:r>
-        <w:t xml:space="preserve">… дороже… … можно…, а… не… Его надо… Даже…, даже когда…, даже когда…</w:t>
+        <w:t xml:space="preserve">… дороже… … можно…, если…, … можно… А… не…, его надо…, каждый раз. Даже…, даже когда…, даже когда…</w:t>
       </w:r>
       <w:r>
         <w:t xml:space="preserve">”</w:t>
@@ -3114,7 +3114,7 @@
         <w:t xml:space="preserve"> </w:t>
       </w:r>
       <w:r>
-        <w:t xml:space="preserve">только запомни · а · даже когда</w:t>
+        <w:t xml:space="preserve">только запомни · если · а · даже когда</w:t>
       </w:r>
       <w:r>
         <w:t xml:space="preserve"> </w:t>
@@ -3130,7 +3130,7 @@
         <w:t xml:space="preserve"> </w:t>
       </w:r>
       <w:r>
-        <w:t xml:space="preserve">고객에게 한 약속의 무게를 후배에게 설명하는 말을 30~40단어로.</w:t>
+        <w:t xml:space="preserve">고객에게 한 약속의 무게를 후배에게 설명하는 말을 35~60단어로.</w:t>
       </w:r>
     </w:p>
     <w:bookmarkEnd w:id="30"/>
@@ -3608,119 +3608,119 @@
         <w:pStyle w:val="FirstParagraph"/>
       </w:pPr>
       <w:r>
-        <w:t xml:space="preserve">리타: 먼저 소식. 품질 시스템 인증서. 9월 18일. 부적합 단 한 건 없이. 심사원이 그러더라고요: 「드문 일이다」.</w:t>
-      </w:r>
-    </w:p>
-    <w:p>
-      <w:pPr>
-        <w:pStyle w:val="BodyText"/>
-      </w:pPr>
-      <w:r>
-        <w:t xml:space="preserve">올가: 그리고 9월 20일 — 서류가 감정 기관에. 나자로바가 접수를 확인했어. 한 줄로: 「접수. 완비. 두고 보죠」.</w:t>
-      </w:r>
-    </w:p>
-    <w:p>
-      <w:pPr>
-        <w:pStyle w:val="BodyText"/>
-      </w:pPr>
-      <w:r>
-        <w:t xml:space="preserve">알렉세이: 나자로바의 「두고 보죠」면 — 거의 「축하해요」지.</w:t>
-      </w:r>
-    </w:p>
-    <w:p>
-      <w:pPr>
-        <w:pStyle w:val="BodyText"/>
-      </w:pPr>
-      <w:r>
-        <w:t xml:space="preserve">올가: 정확히 「두고 보죠」야. 착각하지 마, 료샤. 답은 — 봄쯤. 출시는 — 봄.</w:t>
-      </w:r>
-    </w:p>
-    <w:p>
-      <w:pPr>
-        <w:pStyle w:val="BodyText"/>
-      </w:pPr>
-      <w:r>
-        <w:t xml:space="preserve">이리나: 그럼 오늘은 — 가격이에요. 봄이 금방이에요. 바르바라는 가격표에 뭘 쓸지 알고 싶어 하고. 디마는 의사들한테 뭐라고 할지.</w:t>
-      </w:r>
-    </w:p>
-    <w:p>
-      <w:pPr>
-        <w:pStyle w:val="BodyText"/>
-      </w:pPr>
-      <w:r>
-        <w:t xml:space="preserve">디마: 의사들이 벌써 물어요. 「라도가」가 「세진」보다 비싸요, 싸요? 「모릅니다」라고 해요. 듣기 안 좋죠.</w:t>
-      </w:r>
-    </w:p>
-    <w:p>
-      <w:pPr>
-        <w:pStyle w:val="BodyText"/>
-      </w:pPr>
-      <w:r>
-        <w:t xml:space="preserve">이리나: 선택지 셋. 칠판에. 첫째 — 「세진」과 같은 가격. 의사가 1만 500.</w:t>
-      </w:r>
-    </w:p>
-    <w:p>
-      <w:pPr>
-        <w:pStyle w:val="BodyText"/>
-      </w:pPr>
-      <w:r>
-        <w:t xml:space="preserve">바르바라: 둘째는요?</w:t>
-      </w:r>
-    </w:p>
-    <w:p>
-      <w:pPr>
-        <w:pStyle w:val="BodyText"/>
-      </w:pPr>
-      <w:r>
-        <w:t xml:space="preserve">이리나: 둘째 — 1만 2천. 플러스 14퍼센트. 프리미엄.</w:t>
-      </w:r>
-    </w:p>
-    <w:p>
-      <w:pPr>
-        <w:pStyle w:val="BodyText"/>
-      </w:pPr>
-      <w:r>
-        <w:t xml:space="preserve">디마: 셋째는요?</w:t>
-      </w:r>
-    </w:p>
-    <w:p>
-      <w:pPr>
-        <w:pStyle w:val="BodyText"/>
-      </w:pPr>
-      <w:r>
-        <w:t xml:space="preserve">이리나: 셋째 — 9,900. 더 싸게. 빠른 성장. 우리 공급사와의 전쟁.</w:t>
-      </w:r>
-    </w:p>
-    <w:p>
-      <w:pPr>
-        <w:pStyle w:val="BodyText"/>
-      </w:pPr>
-      <w:r>
-        <w:t xml:space="preserve">올가: 셋째는 — 바로 안 돼. 최가 한 시간 안에 알아. 알마티에서 겨우 화해했잖아.</w:t>
-      </w:r>
-    </w:p>
-    <w:p>
-      <w:pPr>
-        <w:pStyle w:val="BodyText"/>
-      </w:pPr>
-      <w:r>
-        <w:t xml:space="preserve">알렉세이: 그럼 첫째 아니면 둘째. 같은 젤을 같은 가격에. 아니면 같은 젤을 더 비싸게.</w:t>
-      </w:r>
-    </w:p>
-    <w:p>
-      <w:pPr>
-        <w:pStyle w:val="BodyText"/>
-      </w:pPr>
-      <w:r>
-        <w:t xml:space="preserve">코르닐로바: 「같은 젤을 더 비싸게」. 그건 설명할 줄 알아야 해요. 난 못 해요. 난 의사예요.</w:t>
-      </w:r>
-    </w:p>
-    <w:p>
-      <w:pPr>
-        <w:pStyle w:val="BodyText"/>
-      </w:pPr>
-      <w:r>
-        <w:t xml:space="preserve">바르바라: 난 할 수 있어요. 대신 30분 주세요. 그리고 커피.</w:t>
+        <w:t xml:space="preserve">리타: 먼저 소식이요. 품질 시스템 인증서를 9월 18일에 부적합 단 한 건 없이 받았어요. 심사원이 「드문 일이다」라고 하더라고요.</w:t>
+      </w:r>
+    </w:p>
+    <w:p>
+      <w:pPr>
+        <w:pStyle w:val="BodyText"/>
+      </w:pPr>
+      <w:r>
+        <w:t xml:space="preserve">올가: 그리고 9월 20일에 서류가 감정 기관에 들어갔어. 나자로바가 한 줄로 접수를 확인했어. 「접수. 완비. 두고 보죠」.</w:t>
+      </w:r>
+    </w:p>
+    <w:p>
+      <w:pPr>
+        <w:pStyle w:val="BodyText"/>
+      </w:pPr>
+      <w:r>
+        <w:t xml:space="preserve">알렉세이: 내가 그분을 제대로 이해했다면, 나자로바의 「두고 보죠」는 거의 「축하해요」지.</w:t>
+      </w:r>
+    </w:p>
+    <w:p>
+      <w:pPr>
+        <w:pStyle w:val="BodyText"/>
+      </w:pPr>
+      <w:r>
+        <w:t xml:space="preserve">올가: 정확히 「두고 보죠」야. 착각하지 마, 료샤. 답은 봄쯤이고, 그러니까 출시도 봄이야.</w:t>
+      </w:r>
+    </w:p>
+    <w:p>
+      <w:pPr>
+        <w:pStyle w:val="BodyText"/>
+      </w:pPr>
+      <w:r>
+        <w:t xml:space="preserve">이리나: 그럼 오늘은 가격을 논의해요, 봄이 금방이니까요. 바르바라는 가격표에 뭘 쓸지, 디마는 의사들한테 뭐라고 할지 알고 싶어 해요.</w:t>
+      </w:r>
+    </w:p>
+    <w:p>
+      <w:pPr>
+        <w:pStyle w:val="BodyText"/>
+      </w:pPr>
+      <w:r>
+        <w:t xml:space="preserve">디마: 의사들이 벌써 「라도가」가 「세진」보다 비싸냐 싸냐 물어요. 「모릅니다」라고 하는데, 듣기 안 좋죠.</w:t>
+      </w:r>
+    </w:p>
+    <w:p>
+      <w:pPr>
+        <w:pStyle w:val="BodyText"/>
+      </w:pPr>
+      <w:r>
+        <w:t xml:space="preserve">이리나: 칠판에 선택지가 셋 있어요. 첫째는 「세진」과 같은 가격, 즉 의사가 1만 500.</w:t>
+      </w:r>
+    </w:p>
+    <w:p>
+      <w:pPr>
+        <w:pStyle w:val="BodyText"/>
+      </w:pPr>
+      <w:r>
+        <w:t xml:space="preserve">바르바라: 둘째는요? 왠지 그게 더 마음에 들 것 같은데.</w:t>
+      </w:r>
+    </w:p>
+    <w:p>
+      <w:pPr>
+        <w:pStyle w:val="BodyText"/>
+      </w:pPr>
+      <w:r>
+        <w:t xml:space="preserve">이리나: 둘째는 1만 2천, 즉 플러스 14퍼센트. 프리미엄이에요.</w:t>
+      </w:r>
+    </w:p>
+    <w:p>
+      <w:pPr>
+        <w:pStyle w:val="BodyText"/>
+      </w:pPr>
+      <w:r>
+        <w:t xml:space="preserve">디마: 셋째는요? 고를 수 있게 한 번에 다 말해 주세요.</w:t>
+      </w:r>
+    </w:p>
+    <w:p>
+      <w:pPr>
+        <w:pStyle w:val="BodyText"/>
+      </w:pPr>
+      <w:r>
+        <w:t xml:space="preserve">이리나: 셋째는 9,900, 즉 더 싸게요. 빠른 성장이지만, 우리 공급사와의 전쟁이기도 해요.</w:t>
+      </w:r>
+    </w:p>
+    <w:p>
+      <w:pPr>
+        <w:pStyle w:val="BodyText"/>
+      </w:pPr>
+      <w:r>
+        <w:t xml:space="preserve">올가: 셋째는 바로 안 돼. 최가 한 시간 안에 알 거고, 알마티에서 겨우 화해했잖아.</w:t>
+      </w:r>
+    </w:p>
+    <w:p>
+      <w:pPr>
+        <w:pStyle w:val="BodyText"/>
+      </w:pPr>
+      <w:r>
+        <w:t xml:space="preserve">알렉세이: 그럼 첫째 아니면 둘째네. 같은 젤을 같은 가격에, 아니면 같은 젤을 더 비싸게.</w:t>
+      </w:r>
+    </w:p>
+    <w:p>
+      <w:pPr>
+        <w:pStyle w:val="BodyText"/>
+      </w:pPr>
+      <w:r>
+        <w:t xml:space="preserve">코르닐로바: 「같은 젤을 더 비싸게」 — 그건 설명할 줄 알아야 해요. 난 못 해요, 의사니까요.</w:t>
+      </w:r>
+    </w:p>
+    <w:p>
+      <w:pPr>
+        <w:pStyle w:val="BodyText"/>
+      </w:pPr>
+      <w:r>
+        <w:t xml:space="preserve">바르바라: 난 할 수 있어요. 대신 30분이랑 커피 한 잔 주세요.</w:t>
       </w:r>
     </w:p>
     <w:bookmarkEnd w:id="33"/>
@@ -3738,63 +3738,63 @@
         <w:pStyle w:val="FirstParagraph"/>
       </w:pPr>
       <w:r>
-        <w:t xml:space="preserve">디마: 커피 가져왔어요. 30분 지났어요. 들을게요.</w:t>
-      </w:r>
-    </w:p>
-    <w:p>
-      <w:pPr>
-        <w:pStyle w:val="BodyText"/>
-      </w:pPr>
-      <w:r>
-        <w:t xml:space="preserve">바르바라: 프리미엄은 가격이 아니에요. 기억하세요. 프리미엄은 — 돈을 받는 약속이에요.</w:t>
-      </w:r>
-    </w:p>
-    <w:p>
-      <w:pPr>
-        <w:pStyle w:val="BodyText"/>
-      </w:pPr>
-      <w:r>
-        <w:t xml:space="preserve">디마: 무슨 약속이요? 젤은 같잖아요. 의사들이 바보가 아니에요. 물을 거예요: 「1,500은 뭐 때문이에요?」</w:t>
-      </w:r>
-    </w:p>
-    <w:p>
-      <w:pPr>
-        <w:pStyle w:val="BodyText"/>
-      </w:pPr>
-      <w:r>
-        <w:t xml:space="preserve">바르바라: 맞는 질문이에요. 답이 없으면 — 첫째로 하세요. 같은 가격. 프리미엄 없이.</w:t>
-      </w:r>
-    </w:p>
-    <w:p>
-      <w:pPr>
-        <w:pStyle w:val="BodyText"/>
-      </w:pPr>
-      <w:r>
-        <w:t xml:space="preserve">이리나: 답이 있으면요?</w:t>
-      </w:r>
-    </w:p>
-    <w:p>
-      <w:pPr>
-        <w:pStyle w:val="BodyText"/>
-      </w:pPr>
-      <w:r>
-        <w:t xml:space="preserve">바르바라: 그럼 답이 보여야 해요. 만져져야 해요. 새벽 3시에. 광고에서가 아니라.</w:t>
-      </w:r>
-    </w:p>
-    <w:p>
-      <w:pPr>
-        <w:pStyle w:val="BodyText"/>
-      </w:pPr>
-      <w:r>
-        <w:t xml:space="preserve">올가: 잠깐. 먼저 — 안 되는 것. 「’세진’보다 낫다」고 쓰면 안 돼요. 직접도, 암시로도. 같은 라인의 같은 젤이에요. 부당 비교 광고, 광고법, 과징금과 시정 명령. 그리고 그냥 거짓말이에요. 우린 6년을 거짓말 안 하는 걸로 살아왔어요.</w:t>
-      </w:r>
-    </w:p>
-    <w:p>
-      <w:pPr>
-        <w:pStyle w:val="BodyText"/>
-      </w:pPr>
-      <w:r>
-        <w:t xml:space="preserve">바르바라: 동의해요. 젤은 절대 비교 안 해요. 젤은 — 같아요. 정직하게 그렇게 써요. 「</w:t>
+        <w:t xml:space="preserve">디마: 커피 가져왔고, 30분도 지났어요. 들을게요, 바르바라.</w:t>
+      </w:r>
+    </w:p>
+    <w:p>
+      <w:pPr>
+        <w:pStyle w:val="BodyText"/>
+      </w:pPr>
+      <w:r>
+        <w:t xml:space="preserve">바르바라: 기억하세요. 프리미엄은 가격이 아니에요. 프리미엄은 — 돈을 받는 약속이에요.</w:t>
+      </w:r>
+    </w:p>
+    <w:p>
+      <w:pPr>
+        <w:pStyle w:val="BodyText"/>
+      </w:pPr>
+      <w:r>
+        <w:t xml:space="preserve">디마: 무슨 약속이요? 젤은 같잖아요. 의사들은 바보가 아니라서 「1,500은 뭐 때문이에요?」라고 물을 거예요.</w:t>
+      </w:r>
+    </w:p>
+    <w:p>
+      <w:pPr>
+        <w:pStyle w:val="BodyText"/>
+      </w:pPr>
+      <w:r>
+        <w:t xml:space="preserve">바르바라: 맞는 질문이에요. 답이 없으면 첫째로 하세요. 같은 가격, 프리미엄 없이.</w:t>
+      </w:r>
+    </w:p>
+    <w:p>
+      <w:pPr>
+        <w:pStyle w:val="BodyText"/>
+      </w:pPr>
+      <w:r>
+        <w:t xml:space="preserve">이리나: 그런데 우리한테 답이 있으면요? 그럼요?</w:t>
+      </w:r>
+    </w:p>
+    <w:p>
+      <w:pPr>
+        <w:pStyle w:val="BodyText"/>
+      </w:pPr>
+      <w:r>
+        <w:t xml:space="preserve">바르바라: 그럼 그 답이 광고가 아니라 새벽 3시에 눈에 보이고 손에 만져져야 해요.</w:t>
+      </w:r>
+    </w:p>
+    <w:p>
+      <w:pPr>
+        <w:pStyle w:val="BodyText"/>
+      </w:pPr>
+      <w:r>
+        <w:t xml:space="preserve">올가: 잠깐, 먼저 안 되는 것부터. 같은 라인의 같은 젤이니까 「’세진’보다 낫다」고 직접도 암시로도 쓰면 안 돼요. 그건 부당 비교 광고예요. 광고법, 과징금과 시정 명령. 그리고 그냥 거짓말이고, 우린 6년을 거짓말 안 하는 걸로 살아왔어요.</w:t>
+      </w:r>
+    </w:p>
+    <w:p>
+      <w:pPr>
+        <w:pStyle w:val="BodyText"/>
+      </w:pPr>
+      <w:r>
+        <w:t xml:space="preserve">바르바라: 동의해요. 젤은 같으니까 절대 비교 안 하고, 정직하게 그렇게 써요. 「</w:t>
       </w:r>
       <w:r>
         <w:t xml:space="preserve">‘</w:t>
@@ -3817,7 +3817,7 @@
         <w:pStyle w:val="BodyText"/>
       </w:pPr>
       <w:r>
-        <w:t xml:space="preserve">디마: 그럼 뭐에 돈을 내요?</w:t>
+        <w:t xml:space="preserve">디마: 그럼 의사들은 대체 뭐에 돈을 더 내요?</w:t>
       </w:r>
     </w:p>
     <w:p>
@@ -3833,71 +3833,71 @@
         <w:pStyle w:val="BodyText"/>
       </w:pPr>
       <w:r>
-        <w:t xml:space="preserve">디마: 기억해요. 그런데 「시술 이후」는 지금도 있어요. 상담선. 무료. 「세진」에도요.</w:t>
-      </w:r>
-    </w:p>
-    <w:p>
-      <w:pPr>
-        <w:pStyle w:val="BodyText"/>
-      </w:pPr>
-      <w:r>
-        <w:t xml:space="preserve">알렉세이: 「세진」엔 — 상담선. 조언. 전화. 「라도가」엔 — 그 이상. 그걸 오늘 생각해 내야 해.</w:t>
-      </w:r>
-    </w:p>
-    <w:p>
-      <w:pPr>
-        <w:pStyle w:val="BodyText"/>
-      </w:pPr>
-      <w:r>
-        <w:t xml:space="preserve">코르닐로바: 그럼 지금 뭐가 부족한지 말할게요. 의사로서. 밤에 환자에게 합병증이 오면 — 상담선이 조언해요. 좋아요. 그다음은요? 히알루로니다아제 — 누가 내요? 야간 의사 — 누가 내요? 병원에 가야 하면 — 누가요?</w:t>
-      </w:r>
-    </w:p>
-    <w:p>
-      <w:pPr>
-        <w:pStyle w:val="BodyText"/>
-      </w:pPr>
-      <w:r>
-        <w:t xml:space="preserve">이리나: 지금은 — 클리닉. 아니면 환자. 아니면 정말 나쁠 때 우리. 매번 달라요. 상담선 비용에서 보여요.</w:t>
-      </w:r>
-    </w:p>
-    <w:p>
-      <w:pPr>
-        <w:pStyle w:val="BodyText"/>
-      </w:pPr>
-      <w:r>
-        <w:t xml:space="preserve">코르닐로바: 그거예요. 매번 — 달라요. 새벽 3시의 의사는 환자를 생각해야 해요. 혈관, 피부, 시간을. 그런데 이런 생각을 해요: 「히알루로니다아제는 누가 내지? 병원에 데려가야 하면 — 누가?」 새벽 3시엔 나쁜 생각이에요. 몇 분을 잡아먹어요. 그리고 새벽 3시의 몇 분은 — 피부예요.</w:t>
-      </w:r>
-    </w:p>
-    <w:p>
-      <w:pPr>
-        <w:pStyle w:val="BodyText"/>
-      </w:pPr>
-      <w:r>
-        <w:t xml:space="preserve">바르바라: 선생님. 방금 프리미엄을 생각해 내셨어요. 또 공짜로.</w:t>
-      </w:r>
-    </w:p>
-    <w:p>
-      <w:pPr>
-        <w:pStyle w:val="BodyText"/>
-      </w:pPr>
-      <w:r>
-        <w:t xml:space="preserve">코르닐로바: 아무것도 생각해 내지 않았어요. 아픈 데를 말했을 뿐이에요. 생각해 낸 건 — 당신이죠.</w:t>
-      </w:r>
-    </w:p>
-    <w:p>
-      <w:pPr>
-        <w:pStyle w:val="BodyText"/>
-      </w:pPr>
-      <w:r>
-        <w:t xml:space="preserve">바르바라: 좋아요. 그럼 이렇게. 「라도가」는 더 비싼 젤이 아니에요. 같은 젤에, 미리 답해 둔 「누가 낼 것인가」라는 질문의 답이 더해진 거예요. 어느 도시에서든, 언제든 답은 하나: 「라도가」. 새벽 3시의 의사는 더 이상 돈을 생각하지 않아요. 환자를 생각하죠. 의사는 바로 그것 때문에 낮에 돈을 내는 거예요.</w:t>
-      </w:r>
-    </w:p>
-    <w:p>
-      <w:pPr>
-        <w:pStyle w:val="BodyText"/>
-      </w:pPr>
-      <w:r>
-        <w:t xml:space="preserve">올가: 조심해. 결과는 아무도 보장 못 해. 「보장」은 — 실제 행동에 대해서만.</w:t>
+        <w:t xml:space="preserve">디마: 기억해요. 그런데 「시술 이후」는 지금도 있잖아요. 상담선, 무료, 「세진」에도요.</w:t>
+      </w:r>
+    </w:p>
+    <w:p>
+      <w:pPr>
+        <w:pStyle w:val="BodyText"/>
+      </w:pPr>
+      <w:r>
+        <w:t xml:space="preserve">알렉세이: 「세진」엔 상담선, 조언, 전화. 「라도가」엔 그 이상이 있어야 하고, 그걸 오늘 생각해 내야 해.</w:t>
+      </w:r>
+    </w:p>
+    <w:p>
+      <w:pPr>
+        <w:pStyle w:val="BodyText"/>
+      </w:pPr>
+      <w:r>
+        <w:t xml:space="preserve">코르닐로바: 그럼 의사로서 지금 뭐가 부족한지 말할게요. 밤에 환자에게 합병증이 오면 상담선이 조언해요, 좋아요. 그다음은요? 히알루로니다아제는 누가 내요? 야간 의사는 누가 내요? 병원에 가야 하면 누가요?</w:t>
+      </w:r>
+    </w:p>
+    <w:p>
+      <w:pPr>
+        <w:pStyle w:val="BodyText"/>
+      </w:pPr>
+      <w:r>
+        <w:t xml:space="preserve">이리나: 지금은 클리닉이나 환자가, 아니면 정말 나쁠 때 우리가 내요. 매번 달라요. 상담선 비용에서 보여요.</w:t>
+      </w:r>
+    </w:p>
+    <w:p>
+      <w:pPr>
+        <w:pStyle w:val="BodyText"/>
+      </w:pPr>
+      <w:r>
+        <w:t xml:space="preserve">코르닐로바: 바로 그거예요, 매번 달라요. 새벽 3시의 의사는 환자를, 혈관을, 피부를, 시간을 생각해야 해요. 그런데 「히알루로니다아제는 누가 내지? 병원에 데려가야 하면 누가?」 하고 생각하죠. 새벽 3시엔 나쁜 생각이에요, 몇 분을 잡아먹거든요. 그리고 새벽 3시의 몇 분은 — 피부예요.</w:t>
+      </w:r>
+    </w:p>
+    <w:p>
+      <w:pPr>
+        <w:pStyle w:val="BodyText"/>
+      </w:pPr>
+      <w:r>
+        <w:t xml:space="preserve">바르바라: 선생님, 방금 또 공짜로 프리미엄을 생각해 내셨어요.</w:t>
+      </w:r>
+    </w:p>
+    <w:p>
+      <w:pPr>
+        <w:pStyle w:val="BodyText"/>
+      </w:pPr>
+      <w:r>
+        <w:t xml:space="preserve">코르닐로바: 아무것도 생각해 내지 않았어요. 그냥 아픈 데를 말했을 뿐이고, 생각해 낸 건 당신이에요.</w:t>
+      </w:r>
+    </w:p>
+    <w:p>
+      <w:pPr>
+        <w:pStyle w:val="BodyText"/>
+      </w:pPr>
+      <w:r>
+        <w:t xml:space="preserve">바르바라: 좋아요, 그럼 이렇게요. 「라도가」는 더 비싼 젤이 아니라, 같은 젤에 미리 답해 둔 「누가 낼 것인가」라는 질문의 답이 더해진 거예요. 어느 도시에서든, 언제든 답은 하나, 「라도가」. 새벽 3시의 의사는 더 이상 돈이 아니라 환자를 생각해요. 의사는 바로 그것 때문에 낮에 돈을 내는 거예요.</w:t>
+      </w:r>
+    </w:p>
+    <w:p>
+      <w:pPr>
+        <w:pStyle w:val="BodyText"/>
+      </w:pPr>
+      <w:r>
+        <w:t xml:space="preserve">올가: 다만 조심해. 결과는 아무도 보장 못 하고, 「보장」은 실제 행동에 대해서만 쓸 수 있어.</w:t>
       </w:r>
     </w:p>
     <w:p>
@@ -3913,7 +3913,7 @@
         <w:pStyle w:val="BodyText"/>
       </w:pPr>
       <w:r>
-        <w:t xml:space="preserve">바르바라: 그럼 「보장」 말고. 「프로그램」. 「</w:t>
+        <w:t xml:space="preserve">바르바라: 그럼 「보장」 말고 「프로그램」이요. 「</w:t>
       </w:r>
       <w:r>
         <w:t xml:space="preserve">‘</w:t>
@@ -3928,119 +3928,119 @@
         <w:t xml:space="preserve"> </w:t>
       </w:r>
       <w:r>
-        <w:t xml:space="preserve">프로그램」. 결과의 약속이 아니에요. 행동의 약속이에요.</w:t>
-      </w:r>
-    </w:p>
-    <w:p>
-      <w:pPr>
-        <w:pStyle w:val="BodyText"/>
-      </w:pPr>
-      <w:r>
-        <w:t xml:space="preserve">리타: 행동은 — 절차예요. 행동 하나하나가 — 절차에. 누가, 언제, 몇 시간 안에. 안 그러면 광고예요.</w:t>
-      </w:r>
-    </w:p>
-    <w:p>
-      <w:pPr>
-        <w:pStyle w:val="BodyText"/>
-      </w:pPr>
-      <w:r>
-        <w:t xml:space="preserve">이리나: 그게 얼마예요? 히알루로니다아제, 야간 의사, 환자 보험. 주사기 하나당.</w:t>
-      </w:r>
-    </w:p>
-    <w:p>
-      <w:pPr>
-        <w:pStyle w:val="BodyText"/>
-      </w:pPr>
-      <w:r>
-        <w:t xml:space="preserve">바르바라: 그건 당신이 말해 줘요. 난 숫자 없는 프리미엄이 — 향수라는 것만 알아요. 향기는 좋은데 오래 안 가요.</w:t>
-      </w:r>
-    </w:p>
-    <w:p>
-      <w:pPr>
-        <w:pStyle w:val="BodyText"/>
-      </w:pPr>
-      <w:r>
-        <w:t xml:space="preserve">디마: 우리 매니저들은요? 1분 안에 어떻게 말해요? 의사는 바빠요. 의자에 환자가 있어요.</w:t>
-      </w:r>
-    </w:p>
-    <w:p>
-      <w:pPr>
-        <w:pStyle w:val="BodyText"/>
-      </w:pPr>
-      <w:r>
-        <w:t xml:space="preserve">바르바라: 한 문장으로. 「같은 젤. 더 큰 책임」. 다섯 단어. 의사가 기억할 거예요.</w:t>
-      </w:r>
-    </w:p>
-    <w:p>
-      <w:pPr>
-        <w:pStyle w:val="BodyText"/>
-      </w:pPr>
-      <w:r>
-        <w:t xml:space="preserve">디마: 「같은 젤. 더 큰 책임」. 정직하네요. 이건 말할 수 있어요. 제냐도 할 수 있어요.</w:t>
-      </w:r>
-    </w:p>
-    <w:p>
-      <w:pPr>
-        <w:pStyle w:val="BodyText"/>
-      </w:pPr>
-      <w:r>
-        <w:t xml:space="preserve">코르닐로바: 그리고 하나 더. 프리미엄은 — 내 인증서가 있는 의사에게만. 모두에게가 아니라. 안 그러면 값어치가 떨어져요.</w:t>
-      </w:r>
-    </w:p>
-    <w:p>
-      <w:pPr>
-        <w:pStyle w:val="BodyText"/>
-      </w:pPr>
-      <w:r>
-        <w:t xml:space="preserve">올가: 그건 판매 제한이에요. 법적으로 — 가능해요. 기준이 투명하다면. 인증서는 — 투명하고요.</w:t>
-      </w:r>
-    </w:p>
-    <w:p>
-      <w:pPr>
-        <w:pStyle w:val="BodyText"/>
-      </w:pPr>
-      <w:r>
-        <w:t xml:space="preserve">이리나: 그럼 시장의 3분의 1을 잃어요. 인증서 없는 의사는 「라도가」를 못 사요.</w:t>
-      </w:r>
-    </w:p>
-    <w:p>
-      <w:pPr>
-        <w:pStyle w:val="BodyText"/>
-      </w:pPr>
-      <w:r>
-        <w:t xml:space="preserve">코르닐로바: 못 사죠. 시험 보러 올 거예요. 좋은 일이죠. 그게 — 내 값이에요.</w:t>
-      </w:r>
-    </w:p>
-    <w:p>
-      <w:pPr>
-        <w:pStyle w:val="BodyText"/>
-      </w:pPr>
-      <w:r>
-        <w:t xml:space="preserve">알렉세이: 그럼 「라도가」는 합격한 사람에게만 판다. 그게 우리 프리미엄이야. 가격이 아니라. 문턱.</w:t>
-      </w:r>
-    </w:p>
-    <w:p>
-      <w:pPr>
-        <w:pStyle w:val="BodyText"/>
-      </w:pPr>
-      <w:r>
-        <w:t xml:space="preserve">바르바라: 문턱. 슬로건으로 쓰고 싶네요. 하지만 안 쓸게요. 문턱은 — 내부용이에요. 의사들이 직접 말하게 두죠.</w:t>
-      </w:r>
-    </w:p>
-    <w:p>
-      <w:pPr>
-        <w:pStyle w:val="BodyText"/>
-      </w:pPr>
-      <w:r>
-        <w:t xml:space="preserve">디마: 「문턱」. 제냐라면 「기준선」이라고 할 텐데. 같은 거예요?</w:t>
-      </w:r>
-    </w:p>
-    <w:p>
-      <w:pPr>
-        <w:pStyle w:val="BodyText"/>
-      </w:pPr>
-      <w:r>
-        <w:t xml:space="preserve">이리나: 좋아요. 휴식. 한 시간 줘요. 프로그램을 계산할게요.</w:t>
+        <w:t xml:space="preserve">프로그램」. 결과의 약속이 아니라 행동의 약속이에요.</w:t>
+      </w:r>
+    </w:p>
+    <w:p>
+      <w:pPr>
+        <w:pStyle w:val="BodyText"/>
+      </w:pPr>
+      <w:r>
+        <w:t xml:space="preserve">리타: 그리고 행동은 절차예요. 행동 하나하나가 절차에 있어야 해요. 누가, 언제, 몇 시간 안에. 안 그러면 그냥 광고예요.</w:t>
+      </w:r>
+    </w:p>
+    <w:p>
+      <w:pPr>
+        <w:pStyle w:val="BodyText"/>
+      </w:pPr>
+      <w:r>
+        <w:t xml:space="preserve">이리나: 그럼 주사기 하나당 그게 다 얼마예요? 히알루로니다아제, 야간 의사, 환자 보험.</w:t>
+      </w:r>
+    </w:p>
+    <w:p>
+      <w:pPr>
+        <w:pStyle w:val="BodyText"/>
+      </w:pPr>
+      <w:r>
+        <w:t xml:space="preserve">바르바라: 그건 당신이 말해 줘요. 난 숫자 없는 프리미엄이 향수라는 것만 알아요. 향기는 좋은데 오래 안 가죠.</w:t>
+      </w:r>
+    </w:p>
+    <w:p>
+      <w:pPr>
+        <w:pStyle w:val="BodyText"/>
+      </w:pPr>
+      <w:r>
+        <w:t xml:space="preserve">디마: 우리 매니저들은요? 의사가 바쁘고 의자에 환자가 있는데, 1분 안에 이걸 다 어떻게 말해요?</w:t>
+      </w:r>
+    </w:p>
+    <w:p>
+      <w:pPr>
+        <w:pStyle w:val="BodyText"/>
+      </w:pPr>
+      <w:r>
+        <w:t xml:space="preserve">바르바라: 한 문장으로요. 「같은 젤. 더 큰 책임」. 다섯 단어고, 의사가 기억할 거예요.</w:t>
+      </w:r>
+    </w:p>
+    <w:p>
+      <w:pPr>
+        <w:pStyle w:val="BodyText"/>
+      </w:pPr>
+      <w:r>
+        <w:t xml:space="preserve">디마: 「같은 젤. 더 큰 책임」. 정직하고, 이건 말할 수 있어요. 제냐도 할 수 있겠어요.</w:t>
+      </w:r>
+    </w:p>
+    <w:p>
+      <w:pPr>
+        <w:pStyle w:val="BodyText"/>
+      </w:pPr>
+      <w:r>
+        <w:t xml:space="preserve">코르닐로바: 그리고 하나 더. 프리미엄은 모두가 아니라 내 인증서가 있는 의사에게만이에요. 안 그러면 값어치가 떨어져요.</w:t>
+      </w:r>
+    </w:p>
+    <w:p>
+      <w:pPr>
+        <w:pStyle w:val="BodyText"/>
+      </w:pPr>
+      <w:r>
+        <w:t xml:space="preserve">올가: 그건 판매 제한이지만, 기준이 투명하면 법적으로 가능해요. 인증서는 투명한 기준이고요.</w:t>
+      </w:r>
+    </w:p>
+    <w:p>
+      <w:pPr>
+        <w:pStyle w:val="BodyText"/>
+      </w:pPr>
+      <w:r>
+        <w:t xml:space="preserve">이리나: 그래도 시장의 3분의 1을 잃어요. 인증서 없는 의사는 「라도가」를 살 수 없으니까요.</w:t>
+      </w:r>
+    </w:p>
+    <w:p>
+      <w:pPr>
+        <w:pStyle w:val="BodyText"/>
+      </w:pPr>
+      <w:r>
+        <w:t xml:space="preserve">코르닐로바: 못 사죠. 그러니까 시험 보러 올 거고, 그건 좋은 일이에요. 그게 바로 내 값이에요.</w:t>
+      </w:r>
+    </w:p>
+    <w:p>
+      <w:pPr>
+        <w:pStyle w:val="BodyText"/>
+      </w:pPr>
+      <w:r>
+        <w:t xml:space="preserve">알렉세이: 그럼 「라도가」는 합격한 사람에게만 팔고, 그게 우리 프리미엄이야. 가격이 아니라. 문턱.</w:t>
+      </w:r>
+    </w:p>
+    <w:p>
+      <w:pPr>
+        <w:pStyle w:val="BodyText"/>
+      </w:pPr>
+      <w:r>
+        <w:t xml:space="preserve">바르바라: 문턱 — 슬로건으로 쓰고 싶지만 안 쓸게요. 문턱은 내부용이에요. 의사들이 직접 말하게 두죠.</w:t>
+      </w:r>
+    </w:p>
+    <w:p>
+      <w:pPr>
+        <w:pStyle w:val="BodyText"/>
+      </w:pPr>
+      <w:r>
+        <w:t xml:space="preserve">디마: 「문턱」… 제냐라면 「기준선」이라고 할 텐데, 그게 같은 거예요?</w:t>
+      </w:r>
+    </w:p>
+    <w:p>
+      <w:pPr>
+        <w:pStyle w:val="BodyText"/>
+      </w:pPr>
+      <w:r>
+        <w:t xml:space="preserve">이리나: 좋아요, 휴식해요. 프로그램을 계산하게 한 시간 줘요.</w:t>
       </w:r>
     </w:p>
     <w:bookmarkEnd w:id="34"/>
@@ -4066,231 +4066,231 @@
         <w:pStyle w:val="BodyText"/>
       </w:pPr>
       <w:r>
-        <w:t xml:space="preserve">이리나: 계산했어요. 「시술 이후」 프로그램. 「라도가」 주사기 하나당. 잘 들어요.</w:t>
-      </w:r>
-    </w:p>
-    <w:p>
-      <w:pPr>
-        <w:pStyle w:val="BodyText"/>
-      </w:pPr>
-      <w:r>
-        <w:t xml:space="preserve">알렉세이: 듣고 있어요.</w:t>
-      </w:r>
-    </w:p>
-    <w:p>
-      <w:pPr>
-        <w:pStyle w:val="BodyText"/>
-      </w:pPr>
-      <w:r>
-        <w:t xml:space="preserve">이리나: 첫째. 합병증 시 히알루로니다아제. 클리닉에 무료. 평균 — 주사기당 200루블. 여유 있게.</w:t>
-      </w:r>
-    </w:p>
-    <w:p>
-      <w:pPr>
-        <w:pStyle w:val="BodyText"/>
-      </w:pPr>
-      <w:r>
-        <w:t xml:space="preserve">올가: 200, 여유 있게. 좋아. 다음.</w:t>
-      </w:r>
-    </w:p>
-    <w:p>
-      <w:pPr>
-        <w:pStyle w:val="BodyText"/>
-      </w:pPr>
-      <w:r>
-        <w:t xml:space="preserve">이리나: 둘째. 상담선이 판단하면 의사 야간 출동. 지방은 — 파트너를 통해. 250.</w:t>
-      </w:r>
-    </w:p>
-    <w:p>
-      <w:pPr>
-        <w:pStyle w:val="BodyText"/>
-      </w:pPr>
-      <w:r>
-        <w:t xml:space="preserve">코르닐로바: 250은 — 적어요. 야간 출동 한 번에 5천이에요.</w:t>
-      </w:r>
-    </w:p>
-    <w:p>
-      <w:pPr>
-        <w:pStyle w:val="BodyText"/>
-      </w:pPr>
-      <w:r>
-        <w:t xml:space="preserve">이리나: 5천은 — 출동 한 번당. 출동은 — 주사기 20개에 한 번. 상담선 5년 평균. 나눠요.</w:t>
-      </w:r>
-    </w:p>
-    <w:p>
-      <w:pPr>
-        <w:pStyle w:val="BodyText"/>
-      </w:pPr>
-      <w:r>
-        <w:t xml:space="preserve">코르닐로바: 사람을 20으로 나눠요?</w:t>
-      </w:r>
-    </w:p>
-    <w:p>
-      <w:pPr>
-        <w:pStyle w:val="BodyText"/>
-      </w:pPr>
-      <w:r>
-        <w:t xml:space="preserve">이리나: 돈을 20으로 나눠요. 사람은 — 아니에요. 사람에겐 — 출동 한 번 통째로. 한 명 한 명에게.</w:t>
-      </w:r>
-    </w:p>
-    <w:p>
-      <w:pPr>
-        <w:pStyle w:val="BodyText"/>
-      </w:pPr>
-      <w:r>
-        <w:t xml:space="preserve">올가: 셋째는?</w:t>
-      </w:r>
-    </w:p>
-    <w:p>
-      <w:pPr>
-        <w:pStyle w:val="BodyText"/>
-      </w:pPr>
-      <w:r>
-        <w:t xml:space="preserve">이리나: 셋째. 환자 보험. 시술 후 12개월. 합병증 시 의료비 — 약, 검사, 필요하면 입원까지. 보험 증권은 주사기 번호에 연결되고, 환자는 카드와 함께 받아요. 주사기당 150루블. 보험사가 어제 서면으로 동의했어요. 두 번 읽었어요.</w:t>
-      </w:r>
-    </w:p>
-    <w:p>
-      <w:pPr>
-        <w:pStyle w:val="BodyText"/>
-      </w:pPr>
-      <w:r>
-        <w:t xml:space="preserve">리타: 보험 증권 — 좋아요. 그런데 보험사가 실제로 지급하는지는 누가 확인해요? 서류상 말고. 현실에서.</w:t>
-      </w:r>
-    </w:p>
-    <w:p>
-      <w:pPr>
-        <w:pStyle w:val="BodyText"/>
-      </w:pPr>
-      <w:r>
-        <w:t xml:space="preserve">이리나: 당신이요. 분기에 한 번. 사례 표본. 당신 절차에 있어요.</w:t>
-      </w:r>
-    </w:p>
-    <w:p>
-      <w:pPr>
-        <w:pStyle w:val="BodyText"/>
-      </w:pPr>
-      <w:r>
-        <w:t xml:space="preserve">리타: 내 절차에. 적을게요. 절차 하나 추가. 벌써 스물세 번째네요.</w:t>
-      </w:r>
-    </w:p>
-    <w:p>
-      <w:pPr>
-        <w:pStyle w:val="BodyText"/>
-      </w:pPr>
-      <w:r>
-        <w:t xml:space="preserve">이리나: 넷째. 의사 연례 재인증. 짧은 모듈. 무료. 주사기당 100루블.</w:t>
-      </w:r>
-    </w:p>
-    <w:p>
-      <w:pPr>
-        <w:pStyle w:val="BodyText"/>
-      </w:pPr>
-      <w:r>
-        <w:t xml:space="preserve">코르닐로바: 매년 재인증이요? 의사들이 투덜댈 거예요.</w:t>
-      </w:r>
-    </w:p>
-    <w:p>
-      <w:pPr>
-        <w:pStyle w:val="BodyText"/>
-      </w:pPr>
-      <w:r>
-        <w:t xml:space="preserve">이리나: 투덜대겠죠. 그래도 살 거예요. 직접 말씀하셨잖아요 — 문턱이라고.</w:t>
-      </w:r>
-    </w:p>
-    <w:p>
-      <w:pPr>
-        <w:pStyle w:val="BodyText"/>
-      </w:pPr>
-      <w:r>
-        <w:t xml:space="preserve">코르닐로바: 문턱. 내가 직접 세웠죠. 불평 안 해요.</w:t>
-      </w:r>
-    </w:p>
-    <w:p>
-      <w:pPr>
-        <w:pStyle w:val="BodyText"/>
-      </w:pPr>
-      <w:r>
-        <w:t xml:space="preserve">이리나: 합계 — 주사기당 700. 1,500에서 800이 남아요. 4년이면 회수돼요.</w:t>
-      </w:r>
-    </w:p>
-    <w:p>
-      <w:pPr>
-        <w:pStyle w:val="BodyText"/>
-      </w:pPr>
-      <w:r>
-        <w:t xml:space="preserve">디마: 800은 — 우리 마진. 700은 — 환자에게. 거의 반반. 이거… 멋지네요.</w:t>
-      </w:r>
-    </w:p>
-    <w:p>
-      <w:pPr>
-        <w:pStyle w:val="BodyText"/>
-      </w:pPr>
-      <w:r>
-        <w:t xml:space="preserve">이리나: 멋진 게 아니에요. 정직한 거죠. 멋진 건 — 바르바라 몫이고.</w:t>
-      </w:r>
-    </w:p>
-    <w:p>
-      <w:pPr>
-        <w:pStyle w:val="BodyText"/>
-      </w:pPr>
-      <w:r>
-        <w:t xml:space="preserve">바르바라: 내 건 — 이해하기 쉬운 거예요. 1만 2천. 그중 1,500은 — 「밤에 누가 낼 것인가」.</w:t>
-      </w:r>
-    </w:p>
-    <w:p>
-      <w:pPr>
-        <w:pStyle w:val="BodyText"/>
-      </w:pPr>
-      <w:r>
-        <w:t xml:space="preserve">올가: 그리고 클리닉 계약서에 — 네 항목 전부. 절차 번호와 함께. 광고 말고.</w:t>
-      </w:r>
-    </w:p>
-    <w:p>
-      <w:pPr>
-        <w:pStyle w:val="BodyText"/>
-      </w:pPr>
-      <w:r>
-        <w:t xml:space="preserve">키릴: 그리고 채널에 — 별도 버튼. 「프로그램이 작동하지 않음」. 의사가 밤에 전화했는데 출동이 없었거나, 보험사가 지급하지 않았으면 — 어딘가에 써야 해요. 대표에게도, 자기에게 판 매니저에게도 아니고. 채널에. 그래야 프로그램이 광고가 아니라. 확인할 수 있는 의무가 돼요.</w:t>
-      </w:r>
-    </w:p>
-    <w:p>
-      <w:pPr>
-        <w:pStyle w:val="BodyText"/>
-      </w:pPr>
-      <w:r>
-        <w:t xml:space="preserve">리타: 버튼 — 맞아요. 불만 창구 없는 약속은 — 반쪽짜리 약속이에요.</w:t>
-      </w:r>
-    </w:p>
-    <w:p>
-      <w:pPr>
-        <w:pStyle w:val="BodyText"/>
-      </w:pPr>
-      <w:r>
-        <w:t xml:space="preserve">알렉세이: 그럼 1만 2천. 문턱 — 인증서. 프로그램 — 네 항목. 불만 — 버튼.</w:t>
-      </w:r>
-    </w:p>
-    <w:p>
-      <w:pPr>
-        <w:pStyle w:val="BodyText"/>
-      </w:pPr>
-      <w:r>
-        <w:t xml:space="preserve">이리나: 1만 2천. 바르바라, 가격표에 넣어도 돼요?</w:t>
-      </w:r>
-    </w:p>
-    <w:p>
-      <w:pPr>
-        <w:pStyle w:val="BodyText"/>
-      </w:pPr>
-      <w:r>
-        <w:t xml:space="preserve">바르바라: 돼요. 하지만 먼저 — 최 부사장. 원주가 가격표로 가격을 알게 되면 — 두 번째 1월이 될 거예요.</w:t>
-      </w:r>
-    </w:p>
-    <w:p>
-      <w:pPr>
-        <w:pStyle w:val="BodyText"/>
-      </w:pPr>
-      <w:r>
-        <w:t xml:space="preserve">알렉세이: 전화할게요. 지금. 도윤이 — 코디네이터잖아요. 사람을 통역하라고 하죠.</w:t>
+        <w:t xml:space="preserve">이리나: 「라도가」 주사기 하나당 「시술 이후」 프로그램을 계산했어요. 숫자가 많으니까 잘 들어요.</w:t>
+      </w:r>
+    </w:p>
+    <w:p>
+      <w:pPr>
+        <w:pStyle w:val="BodyText"/>
+      </w:pPr>
+      <w:r>
+        <w:t xml:space="preserve">알렉세이: 아주 잘 듣고 있어요, 이라. 시작해요.</w:t>
+      </w:r>
+    </w:p>
+    <w:p>
+      <w:pPr>
+        <w:pStyle w:val="BodyText"/>
+      </w:pPr>
+      <w:r>
+        <w:t xml:space="preserve">이리나: 첫째, 합병증 시 히알루로니다아제, 클리닉에 무료. 평균 주사기당 200루블, 여유 있게.</w:t>
+      </w:r>
+    </w:p>
+    <w:p>
+      <w:pPr>
+        <w:pStyle w:val="BodyText"/>
+      </w:pPr>
+      <w:r>
+        <w:t xml:space="preserve">올가: 200, 여유 있게라면 좋아. 다음은?</w:t>
+      </w:r>
+    </w:p>
+    <w:p>
+      <w:pPr>
+        <w:pStyle w:val="BodyText"/>
+      </w:pPr>
+      <w:r>
+        <w:t xml:space="preserve">이리나: 둘째, 상담선이 판단하면 의사 야간 출동, 지방은 파트너를 통해서. 250이에요.</w:t>
+      </w:r>
+    </w:p>
+    <w:p>
+      <w:pPr>
+        <w:pStyle w:val="BodyText"/>
+      </w:pPr>
+      <w:r>
+        <w:t xml:space="preserve">코르닐로바: 250은 적어요. 야간 출동은 한 번에 5천이에요, 확실히 알아요.</w:t>
+      </w:r>
+    </w:p>
+    <w:p>
+      <w:pPr>
+        <w:pStyle w:val="BodyText"/>
+      </w:pPr>
+      <w:r>
+        <w:t xml:space="preserve">이리나: 5천은 출동 한 번당이고, 출동은 상담선 5년 평균으로 주사기 20개에 한 번이에요. 그래서 나눠요.</w:t>
+      </w:r>
+    </w:p>
+    <w:p>
+      <w:pPr>
+        <w:pStyle w:val="BodyText"/>
+      </w:pPr>
+      <w:r>
+        <w:t xml:space="preserve">코르닐로바: 잠깐만요, 사람을 20으로 나눠요?</w:t>
+      </w:r>
+    </w:p>
+    <w:p>
+      <w:pPr>
+        <w:pStyle w:val="BodyText"/>
+      </w:pPr>
+      <w:r>
+        <w:t xml:space="preserve">이리나: 돈을 20으로 나누는 거지, 사람은 아니에요. 사람에겐 — 출동 한 번 통째로. 한 명 한 명에게.</w:t>
+      </w:r>
+    </w:p>
+    <w:p>
+      <w:pPr>
+        <w:pStyle w:val="BodyText"/>
+      </w:pPr>
+      <w:r>
+        <w:t xml:space="preserve">올가: 알겠어. 그럼 셋째는?</w:t>
+      </w:r>
+    </w:p>
+    <w:p>
+      <w:pPr>
+        <w:pStyle w:val="BodyText"/>
+      </w:pPr>
+      <w:r>
+        <w:t xml:space="preserve">이리나: 셋째, 시술 후 12개월 환자 보험이요. 합병증 시 의료비, 즉 약, 검사, 필요하면 입원까지요. 보험 증권은 주사기 번호에 연결되고, 환자는 카드와 함께 받아요. 주사기당 150루블이에요. 보험사가 어제 서면으로 동의했고, 두 번 읽었어요.</w:t>
+      </w:r>
+    </w:p>
+    <w:p>
+      <w:pPr>
+        <w:pStyle w:val="BodyText"/>
+      </w:pPr>
+      <w:r>
+        <w:t xml:space="preserve">리타: 보험 증권은 좋아요. 그런데 보험사가 서류상이 아니라 현실에서 실제로 지급하는지는 누가 확인해요?</w:t>
+      </w:r>
+    </w:p>
+    <w:p>
+      <w:pPr>
+        <w:pStyle w:val="BodyText"/>
+      </w:pPr>
+      <w:r>
+        <w:t xml:space="preserve">이리나: 당신이요. 분기에 한 번, 사례 표본으로요. 당신 절차에 들어갈 거예요.</w:t>
+      </w:r>
+    </w:p>
+    <w:p>
+      <w:pPr>
+        <w:pStyle w:val="BodyText"/>
+      </w:pPr>
+      <w:r>
+        <w:t xml:space="preserve">리타: 내 절차에, 적을게요. 절차 하나 추가, 벌써 스물세 번째네요.</w:t>
+      </w:r>
+    </w:p>
+    <w:p>
+      <w:pPr>
+        <w:pStyle w:val="BodyText"/>
+      </w:pPr>
+      <w:r>
+        <w:t xml:space="preserve">이리나: 넷째, 의사 연례 재인증, 짧은 모듈, 무료. 주사기당 100루블이에요.</w:t>
+      </w:r>
+    </w:p>
+    <w:p>
+      <w:pPr>
+        <w:pStyle w:val="BodyText"/>
+      </w:pPr>
+      <w:r>
+        <w:t xml:space="preserve">코르닐로바: 매년 재인증이요? 의사들이 투덜댈 거예요, 내가 잘 알아요.</w:t>
+      </w:r>
+    </w:p>
+    <w:p>
+      <w:pPr>
+        <w:pStyle w:val="BodyText"/>
+      </w:pPr>
+      <w:r>
+        <w:t xml:space="preserve">이리나: 투덜대겠죠, 그래도 살 거예요. 문턱이라고 직접 말씀하셨잖아요.</w:t>
+      </w:r>
+    </w:p>
+    <w:p>
+      <w:pPr>
+        <w:pStyle w:val="BodyText"/>
+      </w:pPr>
+      <w:r>
+        <w:t xml:space="preserve">코르닐로바: 그래요, 문턱. 내가 직접 세웠으니 불평 안 해요.</w:t>
+      </w:r>
+    </w:p>
+    <w:p>
+      <w:pPr>
+        <w:pStyle w:val="BodyText"/>
+      </w:pPr>
+      <w:r>
+        <w:t xml:space="preserve">이리나: 합계 주사기당 700이에요. 1,500에서 800이 남고, 4년이면 전부 회수돼요.</w:t>
+      </w:r>
+    </w:p>
+    <w:p>
+      <w:pPr>
+        <w:pStyle w:val="BodyText"/>
+      </w:pPr>
+      <w:r>
+        <w:t xml:space="preserve">디마: 800은 우리 마진이고, 700은 환자에게 가요. 거의 반반. 이거… 멋지네요.</w:t>
+      </w:r>
+    </w:p>
+    <w:p>
+      <w:pPr>
+        <w:pStyle w:val="BodyText"/>
+      </w:pPr>
+      <w:r>
+        <w:t xml:space="preserve">이리나: 멋진 게 아니라 정직한 거예요. 멋진 건 바르바라 몫이고요.</w:t>
+      </w:r>
+    </w:p>
+    <w:p>
+      <w:pPr>
+        <w:pStyle w:val="BodyText"/>
+      </w:pPr>
+      <w:r>
+        <w:t xml:space="preserve">바르바라: 내 건 이해하기 쉬운 거예요. 1만 2천, 그중 1,500은 「밤에 누가 낼 것인가」.</w:t>
+      </w:r>
+    </w:p>
+    <w:p>
+      <w:pPr>
+        <w:pStyle w:val="BodyText"/>
+      </w:pPr>
+      <w:r>
+        <w:t xml:space="preserve">올가: 그리고 네 항목 전부 광고가 아니라 클리닉 계약서에, 절차 번호와 함께 들어가야 해.</w:t>
+      </w:r>
+    </w:p>
+    <w:p>
+      <w:pPr>
+        <w:pStyle w:val="BodyText"/>
+      </w:pPr>
+      <w:r>
+        <w:t xml:space="preserve">키릴: 그리고 채널에 「프로그램이 작동하지 않음」이라는 별도 버튼이 필요해요. 의사가 밤에 전화했는데 출동이 없었거나 보험사가 지급하지 않았으면, 대표에게도, 자기에게 판 매니저에게도 아니고 채널에 써야 해요. 그래야 프로그램이 광고가 아니라 확인할 수 있는 의무가 돼요.</w:t>
+      </w:r>
+    </w:p>
+    <w:p>
+      <w:pPr>
+        <w:pStyle w:val="BodyText"/>
+      </w:pPr>
+      <w:r>
+        <w:t xml:space="preserve">리타: 버튼은 맞아요. 불만 창구 없는 약속은 — 반쪽짜리 약속이에요.</w:t>
+      </w:r>
+    </w:p>
+    <w:p>
+      <w:pPr>
+        <w:pStyle w:val="BodyText"/>
+      </w:pPr>
+      <w:r>
+        <w:t xml:space="preserve">알렉세이: 그럼 이렇게 하죠. 1만 2천, 문턱은 인증서, 프로그램은 네 항목, 불만은 버튼.</w:t>
+      </w:r>
+    </w:p>
+    <w:p>
+      <w:pPr>
+        <w:pStyle w:val="BodyText"/>
+      </w:pPr>
+      <w:r>
+        <w:t xml:space="preserve">이리나: 1만 2천. 바르바라, 이제 가격표에 넣어도 돼요?</w:t>
+      </w:r>
+    </w:p>
+    <w:p>
+      <w:pPr>
+        <w:pStyle w:val="BodyText"/>
+      </w:pPr>
+      <w:r>
+        <w:t xml:space="preserve">바르바라: 돼요. 하지만 먼저 최 부사장에게 말해야 해요. 원주가 가격표로 가격을 알게 되면 두 번째 1월이 될 거예요.</w:t>
+      </w:r>
+    </w:p>
+    <w:p>
+      <w:pPr>
+        <w:pStyle w:val="BodyText"/>
+      </w:pPr>
+      <w:r>
+        <w:t xml:space="preserve">알렉세이: 지금 바로 전화할게요. 도윤이 이제 코디네이터니까 사람을 통역하라고 하죠.</w:t>
       </w:r>
     </w:p>
     <w:bookmarkEnd w:id="35"/>
@@ -4308,199 +4308,199 @@
         <w:pStyle w:val="FirstParagraph"/>
       </w:pPr>
       <w:r>
-        <w:t xml:space="preserve">도윤: 료샤, 연결됐어. 최 부사장님 옆에 계셔. 천천히 말해 달래. 숫자는 — 특히.</w:t>
-      </w:r>
-    </w:p>
-    <w:p>
-      <w:pPr>
-        <w:pStyle w:val="BodyText"/>
-      </w:pPr>
-      <w:r>
-        <w:t xml:space="preserve">알렉세이: 최 부사장님. 「라도가」 — 의사가 1만 2천. 「세진」 — 1만 500. 지금처럼.</w:t>
-      </w:r>
-    </w:p>
-    <w:p>
-      <w:pPr>
-        <w:pStyle w:val="BodyText"/>
-      </w:pPr>
-      <w:r>
-        <w:t xml:space="preserve">최: 1만 2천? 「세진」보다 비싸요? 1,500이나?</w:t>
-      </w:r>
-    </w:p>
-    <w:p>
-      <w:pPr>
-        <w:pStyle w:val="BodyText"/>
-      </w:pPr>
-      <w:r>
-        <w:t xml:space="preserve">알렉세이: 네. 그리고 코르닐로바 인증서가 있는 의사에게만.</w:t>
-      </w:r>
-    </w:p>
-    <w:p>
-      <w:pPr>
-        <w:pStyle w:val="BodyText"/>
-      </w:pPr>
-      <w:r>
-        <w:t xml:space="preserve">최: 흠. 그럼 내 18퍼센트는… 싼 걸 원하는 의사는 「세진」에 남아요. 더 많은 걸 원하는 의사는 「라도가」로 가고. 대신 덜 내는 게 아니라 더 내고. 그리고 「라도가」는 내 공장이 내 계획대로 만들죠. 그러니까 난 의사를 잃는 게 아니에요. 라벨만 잃는 거죠. 그건 견딜 수 있어요.</w:t>
-      </w:r>
-    </w:p>
-    <w:p>
-      <w:pPr>
-        <w:pStyle w:val="BodyText"/>
-      </w:pPr>
-      <w:r>
-        <w:t xml:space="preserve">이리나: 잠식은 — 최소예요. 계산했어요. 18이 아니라 6퍼센트.</w:t>
-      </w:r>
-    </w:p>
-    <w:p>
-      <w:pPr>
-        <w:pStyle w:val="BodyText"/>
-      </w:pPr>
-      <w:r>
-        <w:t xml:space="preserve">최: 6. 그건 버틸 수 있어요. 그런데 질문. 1,500은 뭐 때문이에요? 당신들 상담선이 「세진」 의사들도 무료로 돕는다면?</w:t>
-      </w:r>
-    </w:p>
-    <w:p>
-      <w:pPr>
-        <w:pStyle w:val="BodyText"/>
-      </w:pPr>
-      <w:r>
-        <w:t xml:space="preserve">알렉세이: 상담선은 — 모두에게. 조언. 전화. 밤에. 그대로예요. 무료로. 「세진」에도요.</w:t>
-      </w:r>
-    </w:p>
-    <w:p>
-      <w:pPr>
-        <w:pStyle w:val="BodyText"/>
-      </w:pPr>
-      <w:r>
-        <w:t xml:space="preserve">코르닐로바: 그리고 「라도가」엔 — 조언이 아니라. 행동. 히알루로니다아제, 야간 출동, 보험, 재인증. 조언은 — 무료. 행동은 — 돈이 들어요.</w:t>
-      </w:r>
-    </w:p>
-    <w:p>
-      <w:pPr>
-        <w:pStyle w:val="BodyText"/>
-      </w:pPr>
-      <w:r>
-        <w:t xml:space="preserve">최: 조언은 무료, 행동은 유료. 삼성 서비스처럼. 1만 2천 — 동의해요. 조건 하나.</w:t>
-      </w:r>
-    </w:p>
-    <w:p>
-      <w:pPr>
-        <w:pStyle w:val="BodyText"/>
-      </w:pPr>
-      <w:r>
-        <w:t xml:space="preserve">알렉세이: 말씀하세요.</w:t>
-      </w:r>
-    </w:p>
-    <w:p>
-      <w:pPr>
-        <w:pStyle w:val="BodyText"/>
-      </w:pPr>
-      <w:r>
-        <w:t xml:space="preserve">최: 「세진」 상담선은 — 지금보다 나빠지면 안 돼요. 1분도. 더 오래 기다리면 — 난 알게 될 거예요.</w:t>
-      </w:r>
-    </w:p>
-    <w:p>
-      <w:pPr>
-        <w:pStyle w:val="BodyText"/>
-      </w:pPr>
-      <w:r>
-        <w:t xml:space="preserve">리타: 그건 측정할 수 있어요. 응답 시간. 브랜드별로 따로. 보고서는 — 부사장님께. 매달.</w:t>
-      </w:r>
-    </w:p>
-    <w:p>
-      <w:pPr>
-        <w:pStyle w:val="BodyText"/>
-      </w:pPr>
-      <w:r>
-        <w:t xml:space="preserve">최: 나한테요? 당신들 상담선 보고서를? 숫자를 보여 준다고요?</w:t>
-      </w:r>
-    </w:p>
-    <w:p>
-      <w:pPr>
-        <w:pStyle w:val="BodyText"/>
-      </w:pPr>
-      <w:r>
-        <w:t xml:space="preserve">리타: 보여 드릴게요. 숫자가 나쁘면 — 더더욱 보여 드리죠.</w:t>
-      </w:r>
-    </w:p>
-    <w:p>
-      <w:pPr>
-        <w:pStyle w:val="BodyText"/>
-      </w:pPr>
-      <w:r>
-        <w:t xml:space="preserve">도윤: 최 부사장님이 한국어로 말씀하셔: 「이 러시아 사람들 위험하다. 나쁜 숫자를 자기가 먼저 보여 준다」. 칭찬이에요.</w:t>
-      </w:r>
-    </w:p>
-    <w:p>
-      <w:pPr>
-        <w:pStyle w:val="BodyText"/>
-      </w:pPr>
-      <w:r>
-        <w:t xml:space="preserve">최: 도윤. 그건 통역하라고 한 말이 아니었어.</w:t>
-      </w:r>
-    </w:p>
-    <w:p>
-      <w:pPr>
-        <w:pStyle w:val="BodyText"/>
-      </w:pPr>
-      <w:r>
-        <w:t xml:space="preserve">이리나: 두 번째 회선에 마리나예요. 페테르부르크. 제가 연결했어요.</w:t>
-      </w:r>
-    </w:p>
-    <w:p>
-      <w:pPr>
-        <w:pStyle w:val="BodyText"/>
-      </w:pPr>
-      <w:r>
-        <w:t xml:space="preserve">마리나: 안녕하세요. 이리나가 그러던데 — 1만 2천. 조용히 들었어요. 하나만 말할게요. 페테르부르크식으로.</w:t>
-      </w:r>
-    </w:p>
-    <w:p>
-      <w:pPr>
-        <w:pStyle w:val="BodyText"/>
-      </w:pPr>
-      <w:r>
-        <w:t xml:space="preserve">알렉세이: 말씀하세요, 마리나.</w:t>
-      </w:r>
-    </w:p>
-    <w:p>
-      <w:pPr>
-        <w:pStyle w:val="BodyText"/>
-      </w:pPr>
-      <w:r>
-        <w:t xml:space="preserve">마리나: 가격을 떠들지 마세요. 페테르부르크에선 프리미엄을 조용히 사요. 골목마다 「1만 2천, 프로그램!」이면 — 의사들은 당신들이 변명한다고 생각할 거예요. 가격은 가격표에 두세요. 작게. 그리고 의사가 야간 출동 얘기를 — 다른 의사에게서 듣게 하세요. 그게 더 잘 통해요.</w:t>
-      </w:r>
-    </w:p>
-    <w:p>
-      <w:pPr>
-        <w:pStyle w:val="BodyText"/>
-      </w:pPr>
-      <w:r>
-        <w:t xml:space="preserve">바르바라: 마리나, 방금 내 광고 캠페인을 취소하셨네요.</w:t>
-      </w:r>
-    </w:p>
-    <w:p>
-      <w:pPr>
-        <w:pStyle w:val="BodyText"/>
-      </w:pPr>
-      <w:r>
-        <w:t xml:space="preserve">마리나: 아니, 바랴. 줄인 거야. 90퍼센트. 나머지 10은 — 남겨 둬. 모스크바용으로. 모스크바는 시끄러운 걸 좋아하니까.</w:t>
-      </w:r>
-    </w:p>
-    <w:p>
-      <w:pPr>
-        <w:pStyle w:val="BodyText"/>
-      </w:pPr>
-      <w:r>
-        <w:t xml:space="preserve">바르바라: 10퍼센트. 모스크바용. 시끄럽게. 합의.</w:t>
-      </w:r>
-    </w:p>
-    <w:p>
-      <w:pPr>
-        <w:pStyle w:val="BodyText"/>
-      </w:pPr>
-      <w:r>
-        <w:t xml:space="preserve">알렉세이: 결정. 1만 2천. 조용히. 의사들을 통해서. 문턱 — 인증서. 상담선 보고서 — 최 부사장님께.</w:t>
+        <w:t xml:space="preserve">도윤: 료샤, 연결됐고 최 부사장님이 옆에 계셔. 천천히, 특히 숫자는 천천히 말해 달래.</w:t>
+      </w:r>
+    </w:p>
+    <w:p>
+      <w:pPr>
+        <w:pStyle w:val="BodyText"/>
+      </w:pPr>
+      <w:r>
+        <w:t xml:space="preserve">알렉세이: 최 부사장님, 「라도가」는 의사 가격 1만 2천, 「세진」은 지금처럼 1만 500이에요.</w:t>
+      </w:r>
+    </w:p>
+    <w:p>
+      <w:pPr>
+        <w:pStyle w:val="BodyText"/>
+      </w:pPr>
+      <w:r>
+        <w:t xml:space="preserve">최: 1만 2천? 「세진」보다 1,500이나 비싸요?</w:t>
+      </w:r>
+    </w:p>
+    <w:p>
+      <w:pPr>
+        <w:pStyle w:val="BodyText"/>
+      </w:pPr>
+      <w:r>
+        <w:t xml:space="preserve">알렉세이: 네, 그리고 코르닐로바 인증서가 있는 의사에게만 팔 거예요.</w:t>
+      </w:r>
+    </w:p>
+    <w:p>
+      <w:pPr>
+        <w:pStyle w:val="BodyText"/>
+      </w:pPr>
+      <w:r>
+        <w:t xml:space="preserve">최: 흠. 그럼 내 18퍼센트는… 싼 걸 원하는 의사는 「세진」에 남고, 더 많은 걸 원하는 의사는 「라도가」로 가지만, 덜 내는 게 아니라 더 내고요. 그리고 「라도가」는 내 공장이 내 계획대로 만들죠. 그러니까 난 의사가 아니라 라벨만 잃는 거고, 그건 견딜 수 있어요.</w:t>
+      </w:r>
+    </w:p>
+    <w:p>
+      <w:pPr>
+        <w:pStyle w:val="BodyText"/>
+      </w:pPr>
+      <w:r>
+        <w:t xml:space="preserve">이리나: 잠식은 최소예요, 계산했어요. 18이 아니라 6퍼센트예요.</w:t>
+      </w:r>
+    </w:p>
+    <w:p>
+      <w:pPr>
+        <w:pStyle w:val="BodyText"/>
+      </w:pPr>
+      <w:r>
+        <w:t xml:space="preserve">최: 6이면 버틸 수 있어요. 그런데 질문이 있어요. 당신들 상담선이 「세진」 의사들도 무료로 돕는다면, 1,500은 뭐 때문이에요?</w:t>
+      </w:r>
+    </w:p>
+    <w:p>
+      <w:pPr>
+        <w:pStyle w:val="BodyText"/>
+      </w:pPr>
+      <w:r>
+        <w:t xml:space="preserve">알렉세이: 상담선은 모두에게 그대로예요. 조언, 전화, 밤에도, 무료로, 「세진」에도요.</w:t>
+      </w:r>
+    </w:p>
+    <w:p>
+      <w:pPr>
+        <w:pStyle w:val="BodyText"/>
+      </w:pPr>
+      <w:r>
+        <w:t xml:space="preserve">코르닐로바: 그리고 「라도가」엔 조언이 아니라 행동이 있어요. 히알루로니다아제, 야간 출동, 보험, 재인증. 조언은 무료, 행동은 유료.</w:t>
+      </w:r>
+    </w:p>
+    <w:p>
+      <w:pPr>
+        <w:pStyle w:val="BodyText"/>
+      </w:pPr>
+      <w:r>
+        <w:t xml:space="preserve">최: 조언은 무료, 행동은 유료 — 삼성 서비스처럼이네. 1만 2천, 동의해요. 다만 조건이 하나 있어요.</w:t>
+      </w:r>
+    </w:p>
+    <w:p>
+      <w:pPr>
+        <w:pStyle w:val="BodyText"/>
+      </w:pPr>
+      <w:r>
+        <w:t xml:space="preserve">알렉세이: 잘 듣고 있어요, 최 부사장님. 어떤 조건이요?</w:t>
+      </w:r>
+    </w:p>
+    <w:p>
+      <w:pPr>
+        <w:pStyle w:val="BodyText"/>
+      </w:pPr>
+      <w:r>
+        <w:t xml:space="preserve">최: 「세진」 상담선은 지금보다 1분도 나빠지면 안 돼요. 의사들이 더 오래 기다리게 되면 난 알게 될 거예요.</w:t>
+      </w:r>
+    </w:p>
+    <w:p>
+      <w:pPr>
+        <w:pStyle w:val="BodyText"/>
+      </w:pPr>
+      <w:r>
+        <w:t xml:space="preserve">리타: 그건 측정할 수 있어요. 브랜드별로 따로 응답 시간을 재서, 매달 부사장님께 보고서를 보낼게요.</w:t>
+      </w:r>
+    </w:p>
+    <w:p>
+      <w:pPr>
+        <w:pStyle w:val="BodyText"/>
+      </w:pPr>
+      <w:r>
+        <w:t xml:space="preserve">최: 나한테요? 당신들 상담선 보고서를? 정말 숫자를 보여 준다고요?</w:t>
+      </w:r>
+    </w:p>
+    <w:p>
+      <w:pPr>
+        <w:pStyle w:val="BodyText"/>
+      </w:pPr>
+      <w:r>
+        <w:t xml:space="preserve">리타: 보여 드릴게요. 숫자가 나쁘면 더더욱 보여 드리죠.</w:t>
+      </w:r>
+    </w:p>
+    <w:p>
+      <w:pPr>
+        <w:pStyle w:val="BodyText"/>
+      </w:pPr>
+      <w:r>
+        <w:t xml:space="preserve">도윤: 최 부사장님이 한국어로 말씀하셔. 「이 러시아 사람들 위험하다, 나쁜 숫자를 자기가 먼저 보여 준다」. 칭찬이에요.</w:t>
+      </w:r>
+    </w:p>
+    <w:p>
+      <w:pPr>
+        <w:pStyle w:val="BodyText"/>
+      </w:pPr>
+      <w:r>
+        <w:t xml:space="preserve">최: 도윤, 그건 전혀 통역하라고 한 말이 아니었어.</w:t>
+      </w:r>
+    </w:p>
+    <w:p>
+      <w:pPr>
+        <w:pStyle w:val="BodyText"/>
+      </w:pPr>
+      <w:r>
+        <w:t xml:space="preserve">이리나: 두 번째 회선에 페테르부르크의 마리나예요. 제가 통화에 연결했어요.</w:t>
+      </w:r>
+    </w:p>
+    <w:p>
+      <w:pPr>
+        <w:pStyle w:val="BodyText"/>
+      </w:pPr>
+      <w:r>
+        <w:t xml:space="preserve">마리나: 안녕하세요. 이리나가 1만 2천이라고 해서 조용히 듣고 있었어요. 하나만, 페테르부르크식으로 말할게요.</w:t>
+      </w:r>
+    </w:p>
+    <w:p>
+      <w:pPr>
+        <w:pStyle w:val="BodyText"/>
+      </w:pPr>
+      <w:r>
+        <w:t xml:space="preserve">알렉세이: 말씀하세요, 마리나. 당신 의견은 늘 우리한테 도움이 됐어요.</w:t>
+      </w:r>
+    </w:p>
+    <w:p>
+      <w:pPr>
+        <w:pStyle w:val="BodyText"/>
+      </w:pPr>
+      <w:r>
+        <w:t xml:space="preserve">마리나: 가격을 떠들지 마세요. 페테르부르크에선 프리미엄을 조용히 사요. 골목마다 「1만 2천, 프로그램!」이면 의사들은 당신들이 변명한다고 생각할 거예요. 가격은 가격표에 작게 두고, 의사가 야간 출동 얘기를 다른 의사에게서 듣게 하세요. 그게 더 잘 통해요.</w:t>
+      </w:r>
+    </w:p>
+    <w:p>
+      <w:pPr>
+        <w:pStyle w:val="BodyText"/>
+      </w:pPr>
+      <w:r>
+        <w:t xml:space="preserve">바르바라: 마리나, 방금 내 광고 캠페인을 통째로 취소하셨네요.</w:t>
+      </w:r>
+    </w:p>
+    <w:p>
+      <w:pPr>
+        <w:pStyle w:val="BodyText"/>
+      </w:pPr>
+      <w:r>
+        <w:t xml:space="preserve">마리나: 아니, 바랴, 90퍼센트 줄인 거야. 나머지 10은 모스크바용으로 남겨 둬. 모스크바는 시끄러운 걸 좋아하니까.</w:t>
+      </w:r>
+    </w:p>
+    <w:p>
+      <w:pPr>
+        <w:pStyle w:val="BodyText"/>
+      </w:pPr>
+      <w:r>
+        <w:t xml:space="preserve">바르바라: 모스크바용 10퍼센트, 시끄럽게. 합의했어요, 마리나.</w:t>
+      </w:r>
+    </w:p>
+    <w:p>
+      <w:pPr>
+        <w:pStyle w:val="BodyText"/>
+      </w:pPr>
+      <w:r>
+        <w:t xml:space="preserve">알렉세이: 결정했어요. 1만 2천, 조용히, 의사들을 통해서. 문턱은 인증서, 상담선 보고서는 최 부사장님께.</w:t>
       </w:r>
     </w:p>
     <w:bookmarkEnd w:id="36"/>
@@ -4518,119 +4518,119 @@
         <w:pStyle w:val="FirstParagraph"/>
       </w:pPr>
       <w:r>
-        <w:t xml:space="preserve">베라: 료샤. 더 가까이 앉아. 오늘은 잘 안 들려. 네 라도가는 얼마니?</w:t>
-      </w:r>
-    </w:p>
-    <w:p>
-      <w:pPr>
-        <w:pStyle w:val="BodyText"/>
-      </w:pPr>
-      <w:r>
-        <w:t xml:space="preserve">알렉세이: 1만 2천이에요, 할머니. 의사 가격.</w:t>
-      </w:r>
-    </w:p>
-    <w:p>
-      <w:pPr>
-        <w:pStyle w:val="BodyText"/>
-      </w:pPr>
-      <w:r>
-        <w:t xml:space="preserve">베라: 1만 2천… 80년에 내 월급이 — 110루블이었어. 한 달에. 야간 수당까지.</w:t>
-      </w:r>
-    </w:p>
-    <w:p>
-      <w:pPr>
-        <w:pStyle w:val="BodyText"/>
-      </w:pPr>
-      <w:r>
-        <w:t xml:space="preserve">알렉세이: 알아요. 다른 돈이에요. 다른 시대고.</w:t>
-      </w:r>
-    </w:p>
-    <w:p>
-      <w:pPr>
-        <w:pStyle w:val="BodyText"/>
-      </w:pPr>
-      <w:r>
-        <w:t xml:space="preserve">베라: 시대는 달라. 사람은 — 같아. 왜 1만 2천이야?</w:t>
-      </w:r>
-    </w:p>
-    <w:p>
-      <w:pPr>
-        <w:pStyle w:val="BodyText"/>
-      </w:pPr>
-      <w:r>
-        <w:t xml:space="preserve">알렉세이: 젤은 — 한국 거랑 같아요. 그 위에 — 약속. 밤에 나빠지면 — 의사가 가요. 약은 — 무료. 보험 — 1년.</w:t>
-      </w:r>
-    </w:p>
-    <w:p>
-      <w:pPr>
-        <w:pStyle w:val="BodyText"/>
-      </w:pPr>
-      <w:r>
-        <w:t xml:space="preserve">베라: 약속. 그러니까 넌 약속을 파는 거구나. 비싼 약속을.</w:t>
-      </w:r>
-    </w:p>
-    <w:p>
-      <w:pPr>
-        <w:pStyle w:val="BodyText"/>
-      </w:pPr>
-      <w:r>
-        <w:t xml:space="preserve">알렉세이: 네. 바르바라가 그러는데: 프리미엄은 돈을 받는 약속이래요.</w:t>
-      </w:r>
-    </w:p>
-    <w:p>
-      <w:pPr>
-        <w:pStyle w:val="BodyText"/>
-      </w:pPr>
-      <w:r>
-        <w:t xml:space="preserve">베라: 똑똑한 아가씨구나. 다만 기억해: 약속은 젤보다 비싸. 젤은 나쁘면 버릴 수 있어. 로트는 — 멈출 수 있고. 그런데 약속은 못 버려. 지켜야 해. 매번. 새벽 3시에도. 지쳤을 때도. 네가 지켰는지 아무도 모를 때도.</w:t>
-      </w:r>
-    </w:p>
-    <w:p>
-      <w:pPr>
-        <w:pStyle w:val="BodyText"/>
-      </w:pPr>
-      <w:r>
-        <w:t xml:space="preserve">알렉세이: 알아요, 할머니.</w:t>
-      </w:r>
-    </w:p>
-    <w:p>
-      <w:pPr>
-        <w:pStyle w:val="BodyText"/>
-      </w:pPr>
-      <w:r>
-        <w:t xml:space="preserve">베라: 몰라. 아직은. 처음으로 못 지켰을 때 알게 될 거야. 그때 — 나한테 전화해. 어떻게 할지 말해 줄게.</w:t>
-      </w:r>
-    </w:p>
-    <w:p>
-      <w:pPr>
-        <w:pStyle w:val="BodyText"/>
-      </w:pPr>
-      <w:r>
-        <w:t xml:space="preserve">알렉세이: 어떻게 하는데요?</w:t>
-      </w:r>
-    </w:p>
-    <w:p>
-      <w:pPr>
-        <w:pStyle w:val="BodyText"/>
-      </w:pPr>
-      <w:r>
-        <w:t xml:space="preserve">베라: 직접 가는 거야. 밤에. 운전사가 자면 운전사 없이. 40년을 그렇게 했어. 83년에 한 번 못 갔어. 눈보라. 차가 들판에서 섰어. 걸어갔지. 4킬로미터. 새벽에 도착했어. 그 아이가… 됐다. 그건 나중에. 오늘은 아니야.</w:t>
-      </w:r>
-    </w:p>
-    <w:p>
-      <w:pPr>
-        <w:pStyle w:val="BodyText"/>
-      </w:pPr>
-      <w:r>
-        <w:t xml:space="preserve">알렉세이: 할머니, 피곤하세요. 아빠한테 전화할게요.</w:t>
-      </w:r>
-    </w:p>
-    <w:p>
-      <w:pPr>
-        <w:pStyle w:val="BodyText"/>
-      </w:pPr>
-      <w:r>
-        <w:t xml:space="preserve">베라: 하지 마. 좀 잘게. 넌 앉아 있어. 지킬 수 있는 것보다 비싸게 약속을 팔지 마라.</w:t>
+        <w:t xml:space="preserve">베라: 료샤, 더 가까이 앉아. 오늘은 잘 안 들려. 네 라도가는 얼마니?</w:t>
+      </w:r>
+    </w:p>
+    <w:p>
+      <w:pPr>
+        <w:pStyle w:val="BodyText"/>
+      </w:pPr>
+      <w:r>
+        <w:t xml:space="preserve">알렉세이: 1만 2천이에요, 할머니. 의사 가격이요.</w:t>
+      </w:r>
+    </w:p>
+    <w:p>
+      <w:pPr>
+        <w:pStyle w:val="BodyText"/>
+      </w:pPr>
+      <w:r>
+        <w:t xml:space="preserve">베라: 1만 2천… 80년에 내 월급이 야간 수당까지 해서 한 달에 110루블이었어.</w:t>
+      </w:r>
+    </w:p>
+    <w:p>
+      <w:pPr>
+        <w:pStyle w:val="BodyText"/>
+      </w:pPr>
+      <w:r>
+        <w:t xml:space="preserve">알렉세이: 알아요, 할머니. 하지만 다른 돈이고 다른 시대예요.</w:t>
+      </w:r>
+    </w:p>
+    <w:p>
+      <w:pPr>
+        <w:pStyle w:val="BodyText"/>
+      </w:pPr>
+      <w:r>
+        <w:t xml:space="preserve">베라: 시대는 다르지만 사람은 같아. 그런데 왜 1만 2천이야?</w:t>
+      </w:r>
+    </w:p>
+    <w:p>
+      <w:pPr>
+        <w:pStyle w:val="BodyText"/>
+      </w:pPr>
+      <w:r>
+        <w:t xml:space="preserve">알렉세이: 젤은 한국 거랑 같고, 그 위에 약속이 있어요. 밤에 나빠지면 의사가 가고, 약은 무료고, 보험이 1년이에요.</w:t>
+      </w:r>
+    </w:p>
+    <w:p>
+      <w:pPr>
+        <w:pStyle w:val="BodyText"/>
+      </w:pPr>
+      <w:r>
+        <w:t xml:space="preserve">베라: 약속이라… 그러니까 넌 약속을 파는 거구나, 그것도 비싼 약속을.</w:t>
+      </w:r>
+    </w:p>
+    <w:p>
+      <w:pPr>
+        <w:pStyle w:val="BodyText"/>
+      </w:pPr>
+      <w:r>
+        <w:t xml:space="preserve">알렉세이: 네. 바르바라가 그러는데, 프리미엄은 돈을 받는 약속이래요.</w:t>
+      </w:r>
+    </w:p>
+    <w:p>
+      <w:pPr>
+        <w:pStyle w:val="BodyText"/>
+      </w:pPr>
+      <w:r>
+        <w:t xml:space="preserve">베라: 똑똑한 아가씨구나. 다만 기억해. 약속은 젤보다 비싸. 젤은 나쁘면 버릴 수 있고, 로트는 멈출 수 있어. 그런데 약속은 못 버려. 지켜야 해, 매번. 새벽 3시에도. 지쳤을 때도. 네가 지켰는지 아무도 모를 때도.</w:t>
+      </w:r>
+    </w:p>
+    <w:p>
+      <w:pPr>
+        <w:pStyle w:val="BodyText"/>
+      </w:pPr>
+      <w:r>
+        <w:t xml:space="preserve">알렉세이: 알아요, 할머니. 정말 알아요.</w:t>
+      </w:r>
+    </w:p>
+    <w:p>
+      <w:pPr>
+        <w:pStyle w:val="BodyText"/>
+      </w:pPr>
+      <w:r>
+        <w:t xml:space="preserve">베라: 아직은 몰라. 처음으로 못 지켰을 때 알게 될 거야. 그때 나한테 전화해. 어떻게 할지 말해 줄게.</w:t>
+      </w:r>
+    </w:p>
+    <w:p>
+      <w:pPr>
+        <w:pStyle w:val="BodyText"/>
+      </w:pPr>
+      <w:r>
+        <w:t xml:space="preserve">알렉세이: 그럼 어떻게 하는데요? 제가 옆에 있을 때 지금 말해 주세요.</w:t>
+      </w:r>
+    </w:p>
+    <w:p>
+      <w:pPr>
+        <w:pStyle w:val="BodyText"/>
+      </w:pPr>
+      <w:r>
+        <w:t xml:space="preserve">베라: 밤에 직접 가는 거야, 운전사가 자면 운전사 없이. 40년을 그렇게 했어. 83년에 한 번 못 갔지. 눈보라에 차가 들판에서 서서 4킬로미터를 걸어갔어. 새벽에 도착했지. 그 아이가… 됐다, 그건 나중에. 오늘은 아니야.</w:t>
+      </w:r>
+    </w:p>
+    <w:p>
+      <w:pPr>
+        <w:pStyle w:val="BodyText"/>
+      </w:pPr>
+      <w:r>
+        <w:t xml:space="preserve">알렉세이: 할머니, 피곤하세요. 아빠한테 전화해서 오시라고 할게요.</w:t>
+      </w:r>
+    </w:p>
+    <w:p>
+      <w:pPr>
+        <w:pStyle w:val="BodyText"/>
+      </w:pPr>
+      <w:r>
+        <w:t xml:space="preserve">베라: 하지 마. 좀 잘게. 넌 옆에 앉아 있어. 그리고 지킬 수 있는 것보다 비싸게 약속을 팔지 마라.</w:t>
       </w:r>
     </w:p>
     <w:bookmarkEnd w:id="37"/>
